--- a/data/outputs/v2/Core_Mathematics/SS2.6_Area_of_a_Part_of_a_Circle/Core_Mathematics_Area_of_a_Part_of_a_Circle_FinalExplanation.docx
+++ b/data/outputs/v2/Core_Mathematics/SS2.6_Area_of_a_Part_of_a_Circle/Core_Mathematics_Area_of_a_Part_of_a_Circle_FinalExplanation.docx
@@ -38,6 +38,177 @@
           <w:szCs w:val="22"/>
         </w:rPr>
         <w:t xml:space="preserve">Student Assessment Document</w:t>
+      </w:r>
+    </w:p>
+    <w:p>
+      <w:pPr>
+        <w:spacing w:after="80" w:before="120"/>
+      </w:pPr>
+      <w:r>
+        <w:rPr>
+          <w:rFonts w:ascii="Arial" w:cs="Arial" w:eastAsia="Arial" w:hAnsi="Arial"/>
+          <w:b/>
+          <w:bCs/>
+          <w:color w:val="1F3864"/>
+          <w:sz w:val="20"/>
+          <w:szCs w:val="20"/>
+        </w:rPr>
+        <w:t xml:space="preserve">ATTRIBUTION AND LICENSING</w:t>
+      </w:r>
+    </w:p>
+    <w:p>
+      <w:pPr>
+        <w:spacing w:after="60" w:before="0"/>
+      </w:pPr>
+      <w:r>
+        <w:rPr>
+          <w:rFonts w:ascii="Arial" w:cs="Arial" w:eastAsia="Arial" w:hAnsi="Arial"/>
+          <w:b/>
+          <w:bCs/>
+          <w:sz w:val="17"/>
+          <w:szCs w:val="17"/>
+        </w:rPr>
+        <w:t xml:space="preserve">Curriculum Alignment: </w:t>
+      </w:r>
+      <w:r>
+        <w:rPr>
+          <w:rFonts w:ascii="Arial" w:cs="Arial" w:eastAsia="Arial" w:hAnsi="Arial"/>
+          <w:sz w:val="17"/>
+          <w:szCs w:val="17"/>
+        </w:rPr>
+        <w:t xml:space="preserve">Structured in pedagogical alignment with the competence-based curriculum format and learning outcomes established by the Kenya Institute of Curriculum Development (KICD). This material is independently developed and is not officially endorsed or published by KICD.</w:t>
+      </w:r>
+    </w:p>
+    <w:p>
+      <w:pPr>
+        <w:spacing w:after="60" w:before="0"/>
+      </w:pPr>
+      <w:r>
+        <w:rPr>
+          <w:rFonts w:ascii="Arial" w:cs="Arial" w:eastAsia="Arial" w:hAnsi="Arial"/>
+          <w:b/>
+          <w:bCs/>
+          <w:sz w:val="17"/>
+          <w:szCs w:val="17"/>
+        </w:rPr>
+        <w:t xml:space="preserve">Content &amp; Pedagogy: </w:t>
+      </w:r>
+      <w:r>
+        <w:rPr>
+          <w:rFonts w:ascii="Arial" w:cs="Arial" w:eastAsia="Arial" w:hAnsi="Arial"/>
+          <w:sz w:val="17"/>
+          <w:szCs w:val="17"/>
+        </w:rPr>
+        <w:t xml:space="preserve">Developed and adapted by the educator team at SeaVuria (registered 501(c)(3) in the United States and registered NGO in Kenya, No. 872-850A-BF11), who designed the pedagogical framework, lesson templates and exemplar lessons on which this material is based.</w:t>
+      </w:r>
+    </w:p>
+    <w:p>
+      <w:pPr>
+        <w:spacing w:after="60" w:before="0"/>
+      </w:pPr>
+      <w:r>
+        <w:rPr>
+          <w:rFonts w:ascii="Arial" w:cs="Arial" w:eastAsia="Arial" w:hAnsi="Arial"/>
+          <w:b/>
+          <w:bCs/>
+          <w:sz w:val="17"/>
+          <w:szCs w:val="17"/>
+        </w:rPr>
+        <w:t xml:space="preserve">Production &amp; Layout: </w:t>
+      </w:r>
+      <w:r>
+        <w:rPr>
+          <w:rFonts w:ascii="Arial" w:cs="Arial" w:eastAsia="Arial" w:hAnsi="Arial"/>
+          <w:sz w:val="17"/>
+          <w:szCs w:val="17"/>
+        </w:rPr>
+        <w:t xml:space="preserve">Educational design and curriculum sequencing by SeaVuria. Technical layout, structural formatting, and digital optimization/implementation executed in partnership with ARES Education (registered 501(c)(3) in the United States and Canada (as Afretech Aid) and registered NGO in Kenya), with lesson drafting and compilation assisted by AI (Claude, Anthropic).</w:t>
+      </w:r>
+    </w:p>
+    <w:p>
+      <w:pPr>
+        <w:pBdr>
+          <w:bottom w:val="single" w:color="1F3864" w:sz="6" w:space="6"/>
+        </w:pBdr>
+        <w:spacing w:after="60" w:before="0"/>
+      </w:pPr>
+      <w:r>
+        <w:rPr>
+          <w:rFonts w:ascii="Arial" w:cs="Arial" w:eastAsia="Arial" w:hAnsi="Arial"/>
+          <w:b/>
+          <w:bCs/>
+          <w:sz w:val="17"/>
+          <w:szCs w:val="17"/>
+        </w:rPr>
+        <w:t xml:space="preserve">Licensing &amp; Copyright: </w:t>
+      </w:r>
+      <w:r>
+        <w:rPr>
+          <w:rFonts w:ascii="Arial" w:cs="Arial" w:eastAsia="Arial" w:hAnsi="Arial"/>
+          <w:sz w:val="17"/>
+          <w:szCs w:val="17"/>
+        </w:rPr>
+        <w:t xml:space="preserve">© 2026 SeaVuria and ARES. This work is licensed under a </w:t>
+      </w:r>
+      <w:hyperlink w:history="1" r:id="rIdltadjk90jbarlutqhodcr">
+        <w:r>
+          <w:rPr>
+            <w:rFonts w:ascii="Arial" w:cs="Arial" w:eastAsia="Arial" w:hAnsi="Arial"/>
+            <w:color w:val="1F6B75"/>
+            <w:sz w:val="17"/>
+            <w:szCs w:val="17"/>
+            <w:u w:val="single" w:color="1F6B75"/>
+          </w:rPr>
+          <w:t xml:space="preserve">Creative Commons Attribution-NonCommercial 4.0 International License</w:t>
+        </w:r>
+      </w:hyperlink>
+      <w:r>
+        <w:rPr>
+          <w:rFonts w:ascii="Arial" w:cs="Arial" w:eastAsia="Arial" w:hAnsi="Arial"/>
+          <w:sz w:val="17"/>
+          <w:szCs w:val="17"/>
+        </w:rPr>
+        <w:t xml:space="preserve"> (</w:t>
+      </w:r>
+      <w:hyperlink w:history="1" r:id="rId4fk5h5ojz6u6zwuufrn4t">
+        <w:r>
+          <w:rPr>
+            <w:rFonts w:ascii="Arial" w:cs="Arial" w:eastAsia="Arial" w:hAnsi="Arial"/>
+            <w:color w:val="1F6B75"/>
+            <w:sz w:val="17"/>
+            <w:szCs w:val="17"/>
+            <w:u w:val="single" w:color="1F6B75"/>
+          </w:rPr>
+          <w:t xml:space="preserve">CC BY-NC 4.0</w:t>
+        </w:r>
+      </w:hyperlink>
+      <w:r>
+        <w:rPr>
+          <w:rFonts w:ascii="Arial" w:cs="Arial" w:eastAsia="Arial" w:hAnsi="Arial"/>
+          <w:sz w:val="17"/>
+          <w:szCs w:val="17"/>
+        </w:rPr>
+        <w:t xml:space="preserve">). To view a copy of this license, visit </w:t>
+      </w:r>
+      <w:hyperlink w:history="1" r:id="rIdsz9pn3efwktg8zrmwxkym">
+        <w:r>
+          <w:rPr>
+            <w:rFonts w:ascii="Arial" w:cs="Arial" w:eastAsia="Arial" w:hAnsi="Arial"/>
+            <w:color w:val="1F6B75"/>
+            <w:sz w:val="17"/>
+            <w:szCs w:val="17"/>
+            <w:u w:val="single" w:color="1F6B75"/>
+          </w:rPr>
+          <w:t xml:space="preserve">https://creativecommons.org/licenses/by-nc/4.0/</w:t>
+        </w:r>
+      </w:hyperlink>
+      <w:r>
+        <w:rPr>
+          <w:rFonts w:ascii="Arial" w:cs="Arial" w:eastAsia="Arial" w:hAnsi="Arial"/>
+          <w:sz w:val="17"/>
+          <w:szCs w:val="17"/>
+        </w:rPr>
+        <w:t xml:space="preserve">. You are free to copy, redistribute, and adapt this material in any medium or format, provided appropriate credit is given and the material is not used for commercial purposes. KICD learning outcomes and curriculum designations reproduced here for alignment purposes remain the property of KICD and are not covered by this license. Linked external resources (e.g. CK-12, Khan Academy, PhET) are subject to their own licenses.</w:t>
       </w:r>
     </w:p>
     <w:p>

--- a/data/outputs/v2/Core_Mathematics/SS2.6_Area_of_a_Part_of_a_Circle/Core_Mathematics_Area_of_a_Part_of_a_Circle_FinalExplanation.docx
+++ b/data/outputs/v2/Core_Mathematics/SS2.6_Area_of_a_Part_of_a_Circle/Core_Mathematics_Area_of_a_Part_of_a_Circle_FinalExplanation.docx
@@ -95,7 +95,7 @@
                 <w:sz w:val="22"/>
                 <w:szCs w:val="22"/>
               </w:rPr>
-              <w:t xml:space="preserve">FINAL EXPLANATION: CORE MATHEMATICS – GRADE 10 | SUB-STRAND 2.6: AREA OF A PART OF A CIRCLE</w:t>
+              <w:t xml:space="preserve">FINAL EXPLANATION: CORE MATHEMATICS GRADE 10 – SUB-STRAND 2.6: AREA OF A PART OF A CIRCLE</w:t>
             </w:r>
           </w:p>
         </w:tc>
@@ -422,7 +422,7 @@
                 <w:sz w:val="18"/>
                 <w:szCs w:val="18"/>
               </w:rPr>
-              <w:t xml:space="preserve">This is your Final Explanation document. Use it as a model to construct your own written answer to the driving question. Read each section carefully, study the exemplar responses, then write your own explanation in your exercise book or on the platform. Use clear mathematical language, include labelled formulae, and always connect your answer back to real-life situations like the Laikipia farmer's centre-pivot irrigation system. Write in full sentences unless a formula or calculation is shown.</w:t>
+              <w:t xml:space="preserve">Final Explanation: Answer the Farmer's Question. Think about the Laikipia County centre-pivot irrigation farm from our lessons. The driving question is: How can we calculate the exact area of any part of a circle so that Kenyan farmers, engineers and artisans can make accurate plans and avoid waste? Answer every section in the space below it. Write each formula you use, show every step of your working, and give units in your final answers (use the π button on your calculator, and give answers to 2 decimal places unless told otherwise). Where you are asked to explain, write full sentences and refer to the farm, the evidence you gathered, or the models you built.</w:t>
             </w:r>
           </w:p>
         </w:tc>
@@ -450,14 +450,12 @@
         <w:tblLayout w:type="fixed"/>
       </w:tblPr>
       <w:tblGrid>
-        <w:gridCol w:w="3000"/>
-        <w:gridCol w:w="10680"/>
+        <w:gridCol w:w="13680"/>
       </w:tblGrid>
       <w:tr>
         <w:tc>
           <w:tcPr>
             <w:tcW w:type="dxa" w:w="13680"/>
-            <w:gridSpan w:val="2"/>
             <w:shd w:fill="1F3864" w:color="auto" w:val="clear"/>
             <w:tcMar>
               <w:top w:type="dxa" w:w="60"/>
@@ -483,15 +481,15 @@
                 <w:sz w:val="22"/>
                 <w:szCs w:val="22"/>
               </w:rPr>
-              <w:t xml:space="preserve">Section 1: The Full Circle as Your Starting Point</w:t>
-            </w:r>
-          </w:p>
-        </w:tc>
-      </w:tr>
-      <w:tr>
-        <w:tc>
-          <w:tcPr>
-            <w:tcW w:type="dxa" w:w="3000"/>
+              <w:t xml:space="preserve">Part 1: Why the full-circle formula is not enough (Annulus)</w:t>
+            </w:r>
+          </w:p>
+        </w:tc>
+      </w:tr>
+      <w:tr>
+        <w:tc>
+          <w:tcPr>
+            <w:tcW w:type="dxa" w:w="13680"/>
             <w:shd w:fill="D9EEF1" w:color="auto" w:val="clear"/>
             <w:tcMar>
               <w:top w:type="dxa" w:w="60"/>
@@ -517,13 +515,18 @@
                 <w:sz w:val="18"/>
                 <w:szCs w:val="18"/>
               </w:rPr>
-              <w:t xml:space="preserve">Before you can find the area of any PART of a circle, you must be confident with the whole. Explain what the formula A = πr² means, identify each variable, and describe why it is the foundation for every other formula in this sub-strand. Connect your answer to the Laikipia farm.</w:t>
-            </w:r>
-          </w:p>
-        </w:tc>
-        <w:tc>
-          <w:tcPr>
-            <w:tcW w:type="dxa" w:w="10680"/>
+              <w:t xml:space="preserve">The Laikipia farmer's title deed gives only the area of the full circular plot. (a) Explain why the formula A = πr² alone cannot tell the farmer the area of the ring-shaped zone between the inner pipe ring and the outer pipe ring. (b) The ring lies between an inner circle of radius 25 m and an outer circle of radius 40 m, both centred on the pivot. Write the formula for the area of an annulus and calculate the area of the ring. (c) A chapati-pan border is also an annulus. Explain in one sentence how the same idea applies to it.</w:t>
+            </w:r>
+          </w:p>
+        </w:tc>
+      </w:tr>
+      <w:tr>
+        <w:trPr>
+          <w:trHeight w:val="4200" w:hRule="atLeast"/>
+        </w:trPr>
+        <w:tc>
+          <w:tcPr>
+            <w:tcW w:type="dxa" w:w="13680"/>
             <w:shd w:fill="FFFFFF" w:color="auto" w:val="clear"/>
             <w:tcMar>
               <w:top w:type="dxa" w:w="60"/>
@@ -543,13 +546,13 @@
                 <w:rFonts w:ascii="Arial" w:cs="Arial" w:eastAsia="Arial" w:hAnsi="Arial"/>
                 <w:b w:val="false"/>
                 <w:bCs w:val="false"/>
-                <w:i w:val="false"/>
-                <w:iCs w:val="false"/>
-                <w:color w:val="000000"/>
-                <w:sz w:val="18"/>
-                <w:szCs w:val="18"/>
-              </w:rPr>
-              <w:t xml:space="preserve">The area of a complete circle is given by A = πr², where A is the area in square metres (or any square unit), π ≈ 3.14159 is a mathematical constant, and r is the radius — the distance from the centre water source to the tip of the irrigation pipe. For the Laikipia farmer, if the centre-pivot pipe is 200 m long, the total watered area is A = π × 200² = π × 40 000 ≈ 125 664 m². This full-circle area is written on the farmer's title deed. Every formula for a ring, a sector, or a segment is derived by either subtracting one circle's area from another, or by taking a fraction of this full-circle formula. That is why A = πr² is always Step 1 in your working.</w:t>
+                <w:i/>
+                <w:iCs/>
+                <w:color w:val="808080"/>
+                <w:sz w:val="18"/>
+                <w:szCs w:val="18"/>
+              </w:rPr>
+              <w:t xml:space="preserve">Write your answer here:</w:t>
             </w:r>
           </w:p>
         </w:tc>
@@ -577,14 +580,12 @@
         <w:tblLayout w:type="fixed"/>
       </w:tblPr>
       <w:tblGrid>
-        <w:gridCol w:w="3000"/>
-        <w:gridCol w:w="10680"/>
+        <w:gridCol w:w="13680"/>
       </w:tblGrid>
       <w:tr>
         <w:tc>
           <w:tcPr>
             <w:tcW w:type="dxa" w:w="13680"/>
-            <w:gridSpan w:val="2"/>
             <w:shd w:fill="1F3864" w:color="auto" w:val="clear"/>
             <w:tcMar>
               <w:top w:type="dxa" w:w="60"/>
@@ -610,15 +611,15 @@
                 <w:sz w:val="22"/>
                 <w:szCs w:val="22"/>
               </w:rPr>
-              <w:t xml:space="preserve">Section 2: The Area of an Annulus (Ring)</w:t>
-            </w:r>
-          </w:p>
-        </w:tc>
-      </w:tr>
-      <w:tr>
-        <w:tc>
-          <w:tcPr>
-            <w:tcW w:type="dxa" w:w="3000"/>
+              <w:t xml:space="preserve">Part 2: The pivot's sweep (Sector, arc length and perimeter)</w:t>
+            </w:r>
+          </w:p>
+        </w:tc>
+      </w:tr>
+      <w:tr>
+        <w:tc>
+          <w:tcPr>
+            <w:tcW w:type="dxa" w:w="13680"/>
             <w:shd w:fill="D9EEF1" w:color="auto" w:val="clear"/>
             <w:tcMar>
               <w:top w:type="dxa" w:w="60"/>
@@ -644,13 +645,18 @@
                 <w:sz w:val="18"/>
                 <w:szCs w:val="18"/>
               </w:rPr>
-              <w:t xml:space="preserve">The farmer wants to add a second, outer pipe ring to the irrigation system. The region between the inner pipe and the outer pipe is called an annulus (ring). Derive the formula for the area of an annulus, define every variable, and use the Laikipia farm to show a fully worked numerical example. Explain how this helps the farmer avoid waste.</w:t>
-            </w:r>
-          </w:p>
-        </w:tc>
-        <w:tc>
-          <w:tcPr>
-            <w:tcW w:type="dxa" w:w="10680"/>
+              <w:t xml:space="preserve">The pivot pipe of the maize field is 40 m long, and it has rotated through 120°. (a) What fraction of the full circle has the pipe swept, and why does that fraction work? (b) Write the formula for the area of a sector and calculate the area of maize watered so far. (c) The farmer wants to fence the edge of this watered sector. Write the formulae for arc length and sector perimeter, and calculate the length of fencing needed.</w:t>
+            </w:r>
+          </w:p>
+        </w:tc>
+      </w:tr>
+      <w:tr>
+        <w:trPr>
+          <w:trHeight w:val="4200" w:hRule="atLeast"/>
+        </w:trPr>
+        <w:tc>
+          <w:tcPr>
+            <w:tcW w:type="dxa" w:w="13680"/>
             <w:shd w:fill="FFFFFF" w:color="auto" w:val="clear"/>
             <w:tcMar>
               <w:top w:type="dxa" w:w="60"/>
@@ -670,260 +676,13 @@
                 <w:rFonts w:ascii="Arial" w:cs="Arial" w:eastAsia="Arial" w:hAnsi="Arial"/>
                 <w:b w:val="false"/>
                 <w:bCs w:val="false"/>
-                <w:i w:val="false"/>
-                <w:iCs w:val="false"/>
-                <w:color w:val="000000"/>
-                <w:sz w:val="18"/>
-                <w:szCs w:val="18"/>
-              </w:rPr>
-              <w:t xml:space="preserve">An annulus is the region between two concentric circles (circles that share the same centre). If the inner circle has radius r and the outer circle has radius R, then:</w:t>
-            </w:r>
-          </w:p>
-          <w:p>
-            <w:pPr>
-              <w:spacing w:after="40" w:before="0"/>
-              <w:jc w:val="left"/>
-            </w:pPr>
-            <w:r>
-              <w:rPr>
-                <w:rFonts w:ascii="Arial" w:cs="Arial" w:eastAsia="Arial" w:hAnsi="Arial"/>
-                <w:b w:val="false"/>
-                <w:bCs w:val="false"/>
-                <w:i w:val="false"/>
-                <w:iCs w:val="false"/>
-                <w:color w:val="000000"/>
-                <w:sz w:val="18"/>
-                <w:szCs w:val="18"/>
-              </w:rPr>
-              <w:t xml:space="preserve"/>
-            </w:r>
-          </w:p>
-          <w:p>
-            <w:pPr>
-              <w:spacing w:after="40" w:before="0"/>
-              <w:jc w:val="left"/>
-            </w:pPr>
-            <w:r>
-              <w:rPr>
-                <w:rFonts w:ascii="Arial" w:cs="Arial" w:eastAsia="Arial" w:hAnsi="Arial"/>
-                <w:b w:val="false"/>
-                <w:bCs w:val="false"/>
-                <w:i w:val="false"/>
-                <w:iCs w:val="false"/>
-                <w:color w:val="000000"/>
-                <w:sz w:val="18"/>
-                <w:szCs w:val="18"/>
-              </w:rPr>
-              <w:t xml:space="preserve">Area of annulus = πR² − πr² = π(R² − r²)</w:t>
-            </w:r>
-          </w:p>
-          <w:p>
-            <w:pPr>
-              <w:spacing w:after="40" w:before="0"/>
-              <w:jc w:val="left"/>
-            </w:pPr>
-            <w:r>
-              <w:rPr>
-                <w:rFonts w:ascii="Arial" w:cs="Arial" w:eastAsia="Arial" w:hAnsi="Arial"/>
-                <w:b w:val="false"/>
-                <w:bCs w:val="false"/>
-                <w:i w:val="false"/>
-                <w:iCs w:val="false"/>
-                <w:color w:val="000000"/>
-                <w:sz w:val="18"/>
-                <w:szCs w:val="18"/>
-              </w:rPr>
-              <w:t xml:space="preserve"/>
-            </w:r>
-          </w:p>
-          <w:p>
-            <w:pPr>
-              <w:spacing w:after="40" w:before="0"/>
-              <w:jc w:val="left"/>
-            </w:pPr>
-            <w:r>
-              <w:rPr>
-                <w:rFonts w:ascii="Arial" w:cs="Arial" w:eastAsia="Arial" w:hAnsi="Arial"/>
-                <w:b w:val="false"/>
-                <w:bCs w:val="false"/>
-                <w:i w:val="false"/>
-                <w:iCs w:val="false"/>
-                <w:color w:val="000000"/>
-                <w:sz w:val="18"/>
-                <w:szCs w:val="18"/>
-              </w:rPr>
-              <w:t xml:space="preserve">Where R is the outer radius and r is the inner radius, with R &gt; r.</w:t>
-            </w:r>
-          </w:p>
-          <w:p>
-            <w:pPr>
-              <w:spacing w:after="40" w:before="0"/>
-              <w:jc w:val="left"/>
-            </w:pPr>
-            <w:r>
-              <w:rPr>
-                <w:rFonts w:ascii="Arial" w:cs="Arial" w:eastAsia="Arial" w:hAnsi="Arial"/>
-                <w:b w:val="false"/>
-                <w:bCs w:val="false"/>
-                <w:i w:val="false"/>
-                <w:iCs w:val="false"/>
-                <w:color w:val="000000"/>
-                <w:sz w:val="18"/>
-                <w:szCs w:val="18"/>
-              </w:rPr>
-              <w:t xml:space="preserve"/>
-            </w:r>
-          </w:p>
-          <w:p>
-            <w:pPr>
-              <w:spacing w:after="40" w:before="0"/>
-              <w:jc w:val="left"/>
-            </w:pPr>
-            <w:r>
-              <w:rPr>
-                <w:rFonts w:ascii="Arial" w:cs="Arial" w:eastAsia="Arial" w:hAnsi="Arial"/>
-                <w:b w:val="false"/>
-                <w:bCs w:val="false"/>
-                <w:i w:val="false"/>
-                <w:iCs w:val="false"/>
-                <w:color w:val="000000"/>
-                <w:sz w:val="18"/>
-                <w:szCs w:val="18"/>
-              </w:rPr>
-              <w:t xml:space="preserve">Worked example: The farmer's first pipe has radius r = 200 m. The new outer pipe will reach R = 350 m from the same central water source. The area of the new ring section that will be watered is:</w:t>
-            </w:r>
-          </w:p>
-          <w:p>
-            <w:pPr>
-              <w:spacing w:after="40" w:before="0"/>
-              <w:jc w:val="left"/>
-            </w:pPr>
-            <w:r>
-              <w:rPr>
-                <w:rFonts w:ascii="Arial" w:cs="Arial" w:eastAsia="Arial" w:hAnsi="Arial"/>
-                <w:b w:val="false"/>
-                <w:bCs w:val="false"/>
-                <w:i w:val="false"/>
-                <w:iCs w:val="false"/>
-                <w:color w:val="000000"/>
-                <w:sz w:val="18"/>
-                <w:szCs w:val="18"/>
-              </w:rPr>
-              <w:t xml:space="preserve">A = π(350² − 200²)</w:t>
-            </w:r>
-          </w:p>
-          <w:p>
-            <w:pPr>
-              <w:spacing w:after="40" w:before="0"/>
-              <w:jc w:val="left"/>
-            </w:pPr>
-            <w:r>
-              <w:rPr>
-                <w:rFonts w:ascii="Arial" w:cs="Arial" w:eastAsia="Arial" w:hAnsi="Arial"/>
-                <w:b w:val="false"/>
-                <w:bCs w:val="false"/>
-                <w:i w:val="false"/>
-                <w:iCs w:val="false"/>
-                <w:color w:val="000000"/>
-                <w:sz w:val="18"/>
-                <w:szCs w:val="18"/>
-              </w:rPr>
-              <w:t xml:space="preserve">= π(122 500 − 40 000)</w:t>
-            </w:r>
-          </w:p>
-          <w:p>
-            <w:pPr>
-              <w:spacing w:after="40" w:before="0"/>
-              <w:jc w:val="left"/>
-            </w:pPr>
-            <w:r>
-              <w:rPr>
-                <w:rFonts w:ascii="Arial" w:cs="Arial" w:eastAsia="Arial" w:hAnsi="Arial"/>
-                <w:b w:val="false"/>
-                <w:bCs w:val="false"/>
-                <w:i w:val="false"/>
-                <w:iCs w:val="false"/>
-                <w:color w:val="000000"/>
-                <w:sz w:val="18"/>
-                <w:szCs w:val="18"/>
-              </w:rPr>
-              <w:t xml:space="preserve">= π × 82 500</w:t>
-            </w:r>
-          </w:p>
-          <w:p>
-            <w:pPr>
-              <w:spacing w:after="40" w:before="0"/>
-              <w:jc w:val="left"/>
-            </w:pPr>
-            <w:r>
-              <w:rPr>
-                <w:rFonts w:ascii="Arial" w:cs="Arial" w:eastAsia="Arial" w:hAnsi="Arial"/>
-                <w:b w:val="false"/>
-                <w:bCs w:val="false"/>
-                <w:i w:val="false"/>
-                <w:iCs w:val="false"/>
-                <w:color w:val="000000"/>
-                <w:sz w:val="18"/>
-                <w:szCs w:val="18"/>
-              </w:rPr>
-              <w:t xml:space="preserve">≈ 259 182 m²</w:t>
-            </w:r>
-          </w:p>
-          <w:p>
-            <w:pPr>
-              <w:spacing w:after="40" w:before="0"/>
-              <w:jc w:val="left"/>
-            </w:pPr>
-            <w:r>
-              <w:rPr>
-                <w:rFonts w:ascii="Arial" w:cs="Arial" w:eastAsia="Arial" w:hAnsi="Arial"/>
-                <w:b w:val="false"/>
-                <w:bCs w:val="false"/>
-                <w:i w:val="false"/>
-                <w:iCs w:val="false"/>
-                <w:color w:val="000000"/>
-                <w:sz w:val="18"/>
-                <w:szCs w:val="18"/>
-              </w:rPr>
-              <w:t xml:space="preserve">≈ 25.9 hectares</w:t>
-            </w:r>
-          </w:p>
-          <w:p>
-            <w:pPr>
-              <w:spacing w:after="40" w:before="0"/>
-              <w:jc w:val="left"/>
-            </w:pPr>
-            <w:r>
-              <w:rPr>
-                <w:rFonts w:ascii="Arial" w:cs="Arial" w:eastAsia="Arial" w:hAnsi="Arial"/>
-                <w:b w:val="false"/>
-                <w:bCs w:val="false"/>
-                <w:i w:val="false"/>
-                <w:iCs w:val="false"/>
-                <w:color w:val="000000"/>
-                <w:sz w:val="18"/>
-                <w:szCs w:val="18"/>
-              </w:rPr>
-              <w:t xml:space="preserve"/>
-            </w:r>
-          </w:p>
-          <w:p>
-            <w:pPr>
-              <w:spacing w:after="40" w:before="0"/>
-              <w:jc w:val="left"/>
-            </w:pPr>
-            <w:r>
-              <w:rPr>
-                <w:rFonts w:ascii="Arial" w:cs="Arial" w:eastAsia="Arial" w:hAnsi="Arial"/>
-                <w:b w:val="false"/>
-                <w:bCs w:val="false"/>
-                <w:i w:val="false"/>
-                <w:iCs w:val="false"/>
-                <w:color w:val="000000"/>
-                <w:sz w:val="18"/>
-                <w:szCs w:val="18"/>
-              </w:rPr>
-              <w:t xml:space="preserve">This tells the farmer exactly how many additional hectares of maize can be planted in the new ring, so they can buy the right amount of seed and fertiliser without over-spending or wasting resources. The formula works because you are simply subtracting the area already covered by the inner circle from the total area covered by the outer circle.</w:t>
+                <w:i/>
+                <w:iCs/>
+                <w:color w:val="808080"/>
+                <w:sz w:val="18"/>
+                <w:szCs w:val="18"/>
+              </w:rPr>
+              <w:t xml:space="preserve">Write your answer here:</w:t>
             </w:r>
           </w:p>
         </w:tc>
@@ -951,14 +710,12 @@
         <w:tblLayout w:type="fixed"/>
       </w:tblPr>
       <w:tblGrid>
-        <w:gridCol w:w="3000"/>
-        <w:gridCol w:w="10680"/>
+        <w:gridCol w:w="13680"/>
       </w:tblGrid>
       <w:tr>
         <w:tc>
           <w:tcPr>
             <w:tcW w:type="dxa" w:w="13680"/>
-            <w:gridSpan w:val="2"/>
             <w:shd w:fill="1F3864" w:color="auto" w:val="clear"/>
             <w:tcMar>
               <w:top w:type="dxa" w:w="60"/>
@@ -984,15 +741,15 @@
                 <w:sz w:val="22"/>
                 <w:szCs w:val="22"/>
               </w:rPr>
-              <w:t xml:space="preserve">Section 3: The Area of a Sector (Wedge-Shaped Slice)</w:t>
-            </w:r>
-          </w:p>
-        </w:tc>
-      </w:tr>
-      <w:tr>
-        <w:tc>
-          <w:tcPr>
-            <w:tcW w:type="dxa" w:w="3000"/>
+              <w:t xml:space="preserve">Part 3: Combining the ring and the wedge (Annular sector)</w:t>
+            </w:r>
+          </w:p>
+        </w:tc>
+      </w:tr>
+      <w:tr>
+        <w:tc>
+          <w:tcPr>
+            <w:tcW w:type="dxa" w:w="13680"/>
             <w:shd w:fill="D9EEF1" w:color="auto" w:val="clear"/>
             <w:tcMar>
               <w:top w:type="dxa" w:w="60"/>
@@ -1018,13 +775,18 @@
                 <w:sz w:val="18"/>
                 <w:szCs w:val="18"/>
               </w:rPr>
-              <w:t xml:space="preserve">When the centre-pivot pipe has only rotated part-way around the field, it sweeps out a wedge-shaped region called a sector. Derive the formula for the area of a sector, explain what the angle θ represents, and show a fully worked example. Include both the degree version and the radian version of the formula.</w:t>
-            </w:r>
-          </w:p>
-        </w:tc>
-        <w:tc>
-          <w:tcPr>
-            <w:tcW w:type="dxa" w:w="10680"/>
+              <w:t xml:space="preserve">The outer irrigation ring, between radius 25 m and radius 40 m, has been swept through 120°. (a) Explain how the annular sector formula comes from the annulus formula and the sector formula. (b) Calculate the area of this watered wedge-shaped ring. (c) A classmate calculates (40 − 25)² and then multiplies by π and by 120/360. Explain what is wrong with this method.</w:t>
+            </w:r>
+          </w:p>
+        </w:tc>
+      </w:tr>
+      <w:tr>
+        <w:trPr>
+          <w:trHeight w:val="4200" w:hRule="atLeast"/>
+        </w:trPr>
+        <w:tc>
+          <w:tcPr>
+            <w:tcW w:type="dxa" w:w="13680"/>
             <w:shd w:fill="FFFFFF" w:color="auto" w:val="clear"/>
             <w:tcMar>
               <w:top w:type="dxa" w:w="60"/>
@@ -1044,431 +806,13 @@
                 <w:rFonts w:ascii="Arial" w:cs="Arial" w:eastAsia="Arial" w:hAnsi="Arial"/>
                 <w:b w:val="false"/>
                 <w:bCs w:val="false"/>
-                <w:i w:val="false"/>
-                <w:iCs w:val="false"/>
-                <w:color w:val="000000"/>
-                <w:sz w:val="18"/>
-                <w:szCs w:val="18"/>
-              </w:rPr>
-              <w:t xml:space="preserve">A sector is the 'pizza-slice' region bounded by two radii and the arc between them. The angle θ at the centre tells you what fraction of the full circle the sector occupies.</w:t>
-            </w:r>
-          </w:p>
-          <w:p>
-            <w:pPr>
-              <w:spacing w:after="40" w:before="0"/>
-              <w:jc w:val="left"/>
-            </w:pPr>
-            <w:r>
-              <w:rPr>
-                <w:rFonts w:ascii="Arial" w:cs="Arial" w:eastAsia="Arial" w:hAnsi="Arial"/>
-                <w:b w:val="false"/>
-                <w:bCs w:val="false"/>
-                <w:i w:val="false"/>
-                <w:iCs w:val="false"/>
-                <w:color w:val="000000"/>
-                <w:sz w:val="18"/>
-                <w:szCs w:val="18"/>
-              </w:rPr>
-              <w:t xml:space="preserve"/>
-            </w:r>
-          </w:p>
-          <w:p>
-            <w:pPr>
-              <w:spacing w:after="40" w:before="0"/>
-              <w:jc w:val="left"/>
-            </w:pPr>
-            <w:r>
-              <w:rPr>
-                <w:rFonts w:ascii="Arial" w:cs="Arial" w:eastAsia="Arial" w:hAnsi="Arial"/>
-                <w:b w:val="false"/>
-                <w:bCs w:val="false"/>
-                <w:i w:val="false"/>
-                <w:iCs w:val="false"/>
-                <w:color w:val="000000"/>
-                <w:sz w:val="18"/>
-                <w:szCs w:val="18"/>
-              </w:rPr>
-              <w:t xml:space="preserve">Because a full circle has 360°, a sector with angle θ° is a fraction θ/360 of the whole circle:</w:t>
-            </w:r>
-          </w:p>
-          <w:p>
-            <w:pPr>
-              <w:spacing w:after="40" w:before="0"/>
-              <w:jc w:val="left"/>
-            </w:pPr>
-            <w:r>
-              <w:rPr>
-                <w:rFonts w:ascii="Arial" w:cs="Arial" w:eastAsia="Arial" w:hAnsi="Arial"/>
-                <w:b w:val="false"/>
-                <w:bCs w:val="false"/>
-                <w:i w:val="false"/>
-                <w:iCs w:val="false"/>
-                <w:color w:val="000000"/>
-                <w:sz w:val="18"/>
-                <w:szCs w:val="18"/>
-              </w:rPr>
-              <w:t xml:space="preserve"/>
-            </w:r>
-          </w:p>
-          <w:p>
-            <w:pPr>
-              <w:spacing w:after="40" w:before="0"/>
-              <w:jc w:val="left"/>
-            </w:pPr>
-            <w:r>
-              <w:rPr>
-                <w:rFonts w:ascii="Arial" w:cs="Arial" w:eastAsia="Arial" w:hAnsi="Arial"/>
-                <w:b w:val="false"/>
-                <w:bCs w:val="false"/>
-                <w:i w:val="false"/>
-                <w:iCs w:val="false"/>
-                <w:color w:val="000000"/>
-                <w:sz w:val="18"/>
-                <w:szCs w:val="18"/>
-              </w:rPr>
-              <w:t xml:space="preserve">Area of sector (degrees) = (θ/360) × πr²</w:t>
-            </w:r>
-          </w:p>
-          <w:p>
-            <w:pPr>
-              <w:spacing w:after="40" w:before="0"/>
-              <w:jc w:val="left"/>
-            </w:pPr>
-            <w:r>
-              <w:rPr>
-                <w:rFonts w:ascii="Arial" w:cs="Arial" w:eastAsia="Arial" w:hAnsi="Arial"/>
-                <w:b w:val="false"/>
-                <w:bCs w:val="false"/>
-                <w:i w:val="false"/>
-                <w:iCs w:val="false"/>
-                <w:color w:val="000000"/>
-                <w:sz w:val="18"/>
-                <w:szCs w:val="18"/>
-              </w:rPr>
-              <w:t xml:space="preserve"/>
-            </w:r>
-          </w:p>
-          <w:p>
-            <w:pPr>
-              <w:spacing w:after="40" w:before="0"/>
-              <w:jc w:val="left"/>
-            </w:pPr>
-            <w:r>
-              <w:rPr>
-                <w:rFonts w:ascii="Arial" w:cs="Arial" w:eastAsia="Arial" w:hAnsi="Arial"/>
-                <w:b w:val="false"/>
-                <w:bCs w:val="false"/>
-                <w:i w:val="false"/>
-                <w:iCs w:val="false"/>
-                <w:color w:val="000000"/>
-                <w:sz w:val="18"/>
-                <w:szCs w:val="18"/>
-              </w:rPr>
-              <w:t xml:space="preserve">In radians (where a full circle = 2π radians):</w:t>
-            </w:r>
-          </w:p>
-          <w:p>
-            <w:pPr>
-              <w:spacing w:after="40" w:before="0"/>
-              <w:jc w:val="left"/>
-            </w:pPr>
-            <w:r>
-              <w:rPr>
-                <w:rFonts w:ascii="Arial" w:cs="Arial" w:eastAsia="Arial" w:hAnsi="Arial"/>
-                <w:b w:val="false"/>
-                <w:bCs w:val="false"/>
-                <w:i w:val="false"/>
-                <w:iCs w:val="false"/>
-                <w:color w:val="000000"/>
-                <w:sz w:val="18"/>
-                <w:szCs w:val="18"/>
-              </w:rPr>
-              <w:t xml:space="preserve"/>
-            </w:r>
-          </w:p>
-          <w:p>
-            <w:pPr>
-              <w:spacing w:after="40" w:before="0"/>
-              <w:jc w:val="left"/>
-            </w:pPr>
-            <w:r>
-              <w:rPr>
-                <w:rFonts w:ascii="Arial" w:cs="Arial" w:eastAsia="Arial" w:hAnsi="Arial"/>
-                <w:b w:val="false"/>
-                <w:bCs w:val="false"/>
-                <w:i w:val="false"/>
-                <w:iCs w:val="false"/>
-                <w:color w:val="000000"/>
-                <w:sz w:val="18"/>
-                <w:szCs w:val="18"/>
-              </w:rPr>
-              <w:t xml:space="preserve">Area of sector (radians) = ½r²θ</w:t>
-            </w:r>
-          </w:p>
-          <w:p>
-            <w:pPr>
-              <w:spacing w:after="40" w:before="0"/>
-              <w:jc w:val="left"/>
-            </w:pPr>
-            <w:r>
-              <w:rPr>
-                <w:rFonts w:ascii="Arial" w:cs="Arial" w:eastAsia="Arial" w:hAnsi="Arial"/>
-                <w:b w:val="false"/>
-                <w:bCs w:val="false"/>
-                <w:i w:val="false"/>
-                <w:iCs w:val="false"/>
-                <w:color w:val="000000"/>
-                <w:sz w:val="18"/>
-                <w:szCs w:val="18"/>
-              </w:rPr>
-              <w:t xml:space="preserve"/>
-            </w:r>
-          </w:p>
-          <w:p>
-            <w:pPr>
-              <w:spacing w:after="40" w:before="0"/>
-              <w:jc w:val="left"/>
-            </w:pPr>
-            <w:r>
-              <w:rPr>
-                <w:rFonts w:ascii="Arial" w:cs="Arial" w:eastAsia="Arial" w:hAnsi="Arial"/>
-                <w:b w:val="false"/>
-                <w:bCs w:val="false"/>
-                <w:i w:val="false"/>
-                <w:iCs w:val="false"/>
-                <w:color w:val="000000"/>
-                <w:sz w:val="18"/>
-                <w:szCs w:val="18"/>
-              </w:rPr>
-              <w:t xml:space="preserve">Worked example (degrees): The Laikipia farmer's pipe (r = 200 m) has rotated through 135° by midday. How much of the field has been watered?</w:t>
-            </w:r>
-          </w:p>
-          <w:p>
-            <w:pPr>
-              <w:spacing w:after="40" w:before="0"/>
-              <w:jc w:val="left"/>
-            </w:pPr>
-            <w:r>
-              <w:rPr>
-                <w:rFonts w:ascii="Arial" w:cs="Arial" w:eastAsia="Arial" w:hAnsi="Arial"/>
-                <w:b w:val="false"/>
-                <w:bCs w:val="false"/>
-                <w:i w:val="false"/>
-                <w:iCs w:val="false"/>
-                <w:color w:val="000000"/>
-                <w:sz w:val="18"/>
-                <w:szCs w:val="18"/>
-              </w:rPr>
-              <w:t xml:space="preserve">A = (135/360) × π × 200²</w:t>
-            </w:r>
-          </w:p>
-          <w:p>
-            <w:pPr>
-              <w:spacing w:after="40" w:before="0"/>
-              <w:jc w:val="left"/>
-            </w:pPr>
-            <w:r>
-              <w:rPr>
-                <w:rFonts w:ascii="Arial" w:cs="Arial" w:eastAsia="Arial" w:hAnsi="Arial"/>
-                <w:b w:val="false"/>
-                <w:bCs w:val="false"/>
-                <w:i w:val="false"/>
-                <w:iCs w:val="false"/>
-                <w:color w:val="000000"/>
-                <w:sz w:val="18"/>
-                <w:szCs w:val="18"/>
-              </w:rPr>
-              <w:t xml:space="preserve">= (3/8) × π × 40 000</w:t>
-            </w:r>
-          </w:p>
-          <w:p>
-            <w:pPr>
-              <w:spacing w:after="40" w:before="0"/>
-              <w:jc w:val="left"/>
-            </w:pPr>
-            <w:r>
-              <w:rPr>
-                <w:rFonts w:ascii="Arial" w:cs="Arial" w:eastAsia="Arial" w:hAnsi="Arial"/>
-                <w:b w:val="false"/>
-                <w:bCs w:val="false"/>
-                <w:i w:val="false"/>
-                <w:iCs w:val="false"/>
-                <w:color w:val="000000"/>
-                <w:sz w:val="18"/>
-                <w:szCs w:val="18"/>
-              </w:rPr>
-              <w:t xml:space="preserve">= (3/8) × 125 664</w:t>
-            </w:r>
-          </w:p>
-          <w:p>
-            <w:pPr>
-              <w:spacing w:after="40" w:before="0"/>
-              <w:jc w:val="left"/>
-            </w:pPr>
-            <w:r>
-              <w:rPr>
-                <w:rFonts w:ascii="Arial" w:cs="Arial" w:eastAsia="Arial" w:hAnsi="Arial"/>
-                <w:b w:val="false"/>
-                <w:bCs w:val="false"/>
-                <w:i w:val="false"/>
-                <w:iCs w:val="false"/>
-                <w:color w:val="000000"/>
-                <w:sz w:val="18"/>
-                <w:szCs w:val="18"/>
-              </w:rPr>
-              <w:t xml:space="preserve">≈ 47 124 m²</w:t>
-            </w:r>
-          </w:p>
-          <w:p>
-            <w:pPr>
-              <w:spacing w:after="40" w:before="0"/>
-              <w:jc w:val="left"/>
-            </w:pPr>
-            <w:r>
-              <w:rPr>
-                <w:rFonts w:ascii="Arial" w:cs="Arial" w:eastAsia="Arial" w:hAnsi="Arial"/>
-                <w:b w:val="false"/>
-                <w:bCs w:val="false"/>
-                <w:i w:val="false"/>
-                <w:iCs w:val="false"/>
-                <w:color w:val="000000"/>
-                <w:sz w:val="18"/>
-                <w:szCs w:val="18"/>
-              </w:rPr>
-              <w:t xml:space="preserve">≈ 4.71 hectares</w:t>
-            </w:r>
-          </w:p>
-          <w:p>
-            <w:pPr>
-              <w:spacing w:after="40" w:before="0"/>
-              <w:jc w:val="left"/>
-            </w:pPr>
-            <w:r>
-              <w:rPr>
-                <w:rFonts w:ascii="Arial" w:cs="Arial" w:eastAsia="Arial" w:hAnsi="Arial"/>
-                <w:b w:val="false"/>
-                <w:bCs w:val="false"/>
-                <w:i w:val="false"/>
-                <w:iCs w:val="false"/>
-                <w:color w:val="000000"/>
-                <w:sz w:val="18"/>
-                <w:szCs w:val="18"/>
-              </w:rPr>
-              <w:t xml:space="preserve"/>
-            </w:r>
-          </w:p>
-          <w:p>
-            <w:pPr>
-              <w:spacing w:after="40" w:before="0"/>
-              <w:jc w:val="left"/>
-            </w:pPr>
-            <w:r>
-              <w:rPr>
-                <w:rFonts w:ascii="Arial" w:cs="Arial" w:eastAsia="Arial" w:hAnsi="Arial"/>
-                <w:b w:val="false"/>
-                <w:bCs w:val="false"/>
-                <w:i w:val="false"/>
-                <w:iCs w:val="false"/>
-                <w:color w:val="000000"/>
-                <w:sz w:val="18"/>
-                <w:szCs w:val="18"/>
-              </w:rPr>
-              <w:t xml:space="preserve">Worked example (radians): 135° = 135 × (π/180) = 3π/4 radians.</w:t>
-            </w:r>
-          </w:p>
-          <w:p>
-            <w:pPr>
-              <w:spacing w:after="40" w:before="0"/>
-              <w:jc w:val="left"/>
-            </w:pPr>
-            <w:r>
-              <w:rPr>
-                <w:rFonts w:ascii="Arial" w:cs="Arial" w:eastAsia="Arial" w:hAnsi="Arial"/>
-                <w:b w:val="false"/>
-                <w:bCs w:val="false"/>
-                <w:i w:val="false"/>
-                <w:iCs w:val="false"/>
-                <w:color w:val="000000"/>
-                <w:sz w:val="18"/>
-                <w:szCs w:val="18"/>
-              </w:rPr>
-              <w:t xml:space="preserve">A = ½ × 200² × (3π/4)</w:t>
-            </w:r>
-          </w:p>
-          <w:p>
-            <w:pPr>
-              <w:spacing w:after="40" w:before="0"/>
-              <w:jc w:val="left"/>
-            </w:pPr>
-            <w:r>
-              <w:rPr>
-                <w:rFonts w:ascii="Arial" w:cs="Arial" w:eastAsia="Arial" w:hAnsi="Arial"/>
-                <w:b w:val="false"/>
-                <w:bCs w:val="false"/>
-                <w:i w:val="false"/>
-                <w:iCs w:val="false"/>
-                <w:color w:val="000000"/>
-                <w:sz w:val="18"/>
-                <w:szCs w:val="18"/>
-              </w:rPr>
-              <w:t xml:space="preserve">= ½ × 40 000 × 2.356</w:t>
-            </w:r>
-          </w:p>
-          <w:p>
-            <w:pPr>
-              <w:spacing w:after="40" w:before="0"/>
-              <w:jc w:val="left"/>
-            </w:pPr>
-            <w:r>
-              <w:rPr>
-                <w:rFonts w:ascii="Arial" w:cs="Arial" w:eastAsia="Arial" w:hAnsi="Arial"/>
-                <w:b w:val="false"/>
-                <w:bCs w:val="false"/>
-                <w:i w:val="false"/>
-                <w:iCs w:val="false"/>
-                <w:color w:val="000000"/>
-                <w:sz w:val="18"/>
-                <w:szCs w:val="18"/>
-              </w:rPr>
-              <w:t xml:space="preserve">≈ 47 124 m² ✓ (same answer, confirming both formulae agree)</w:t>
-            </w:r>
-          </w:p>
-          <w:p>
-            <w:pPr>
-              <w:spacing w:after="40" w:before="0"/>
-              <w:jc w:val="left"/>
-            </w:pPr>
-            <w:r>
-              <w:rPr>
-                <w:rFonts w:ascii="Arial" w:cs="Arial" w:eastAsia="Arial" w:hAnsi="Arial"/>
-                <w:b w:val="false"/>
-                <w:bCs w:val="false"/>
-                <w:i w:val="false"/>
-                <w:iCs w:val="false"/>
-                <w:color w:val="000000"/>
-                <w:sz w:val="18"/>
-                <w:szCs w:val="18"/>
-              </w:rPr>
-              <w:t xml:space="preserve"/>
-            </w:r>
-          </w:p>
-          <w:p>
-            <w:pPr>
-              <w:spacing w:after="40" w:before="0"/>
-              <w:jc w:val="left"/>
-            </w:pPr>
-            <w:r>
-              <w:rPr>
-                <w:rFonts w:ascii="Arial" w:cs="Arial" w:eastAsia="Arial" w:hAnsi="Arial"/>
-                <w:b w:val="false"/>
-                <w:bCs w:val="false"/>
-                <w:i w:val="false"/>
-                <w:iCs w:val="false"/>
-                <w:color w:val="000000"/>
-                <w:sz w:val="18"/>
-                <w:szCs w:val="18"/>
-              </w:rPr>
-              <w:t xml:space="preserve">Knowing this area helps the farmer estimate how much water has been used and whether the water tank needs refilling before the pipe completes a full rotation.</w:t>
+                <w:i/>
+                <w:iCs/>
+                <w:color w:val="808080"/>
+                <w:sz w:val="18"/>
+                <w:szCs w:val="18"/>
+              </w:rPr>
+              <w:t xml:space="preserve">Write your answer here:</w:t>
             </w:r>
           </w:p>
         </w:tc>
@@ -1496,14 +840,12 @@
         <w:tblLayout w:type="fixed"/>
       </w:tblPr>
       <w:tblGrid>
-        <w:gridCol w:w="3000"/>
-        <w:gridCol w:w="10680"/>
+        <w:gridCol w:w="13680"/>
       </w:tblGrid>
       <w:tr>
         <w:tc>
           <w:tcPr>
             <w:tcW w:type="dxa" w:w="13680"/>
-            <w:gridSpan w:val="2"/>
             <w:shd w:fill="1F3864" w:color="auto" w:val="clear"/>
             <w:tcMar>
               <w:top w:type="dxa" w:w="60"/>
@@ -1529,15 +871,15 @@
                 <w:sz w:val="22"/>
                 <w:szCs w:val="22"/>
               </w:rPr>
-              <w:t xml:space="preserve">Section 4: The Area of a Segment</w:t>
-            </w:r>
-          </w:p>
-        </w:tc>
-      </w:tr>
-      <w:tr>
-        <w:tc>
-          <w:tcPr>
-            <w:tcW w:type="dxa" w:w="3000"/>
+              <w:t xml:space="preserve">Part 4: Chord-cut regions and overlapping plots (Segment and common region)</w:t>
+            </w:r>
+          </w:p>
+        </w:tc>
+      </w:tr>
+      <w:tr>
+        <w:tc>
+          <w:tcPr>
+            <w:tcW w:type="dxa" w:w="13680"/>
             <w:shd w:fill="D9EEF1" w:color="auto" w:val="clear"/>
             <w:tcMar>
               <w:top w:type="dxa" w:w="60"/>
@@ -1563,13 +905,18 @@
                 <w:sz w:val="18"/>
                 <w:szCs w:val="18"/>
               </w:rPr>
-              <w:t xml:space="preserve">A segment is the region between a chord and the arc it cuts off — like a slice with the pointed tip removed. Explain how you find the area of a segment by combining the sector formula and the triangle formula. Show a fully worked example and describe one real-life situation in Kenya where this calculation matters.</w:t>
-            </w:r>
-          </w:p>
-        </w:tc>
-        <w:tc>
-          <w:tcPr>
-            <w:tcW w:type="dxa" w:w="10680"/>
+              <w:t xml:space="preserve">(a) A circular Turkana borehole hatch cover has radius 35 cm. A straight locking bar (a chord) cuts off a segment whose central angle is 110°. Write the formula for the area of a segment and calculate the area of this segment. (b) Two circular irrigation plots on the Laikipia farm have radii r₁ = 42 m and r₂ = 35 m, and their centres are d = 49 m apart. Explain the steps you would follow to find the area they share, including how the central angles are found. Use the cosine rule to find the central angle at the centre of the circle of radius 42 m. (c) The two segment areas are approximately 485.8 m² and 662.3 m². What is the shared area, and why does it matter to the two farmers?</w:t>
+            </w:r>
+          </w:p>
+        </w:tc>
+      </w:tr>
+      <w:tr>
+        <w:trPr>
+          <w:trHeight w:val="4200" w:hRule="atLeast"/>
+        </w:trPr>
+        <w:tc>
+          <w:tcPr>
+            <w:tcW w:type="dxa" w:w="13680"/>
             <w:shd w:fill="FFFFFF" w:color="auto" w:val="clear"/>
             <w:tcMar>
               <w:top w:type="dxa" w:w="60"/>
@@ -1589,374 +936,13 @@
                 <w:rFonts w:ascii="Arial" w:cs="Arial" w:eastAsia="Arial" w:hAnsi="Arial"/>
                 <w:b w:val="false"/>
                 <w:bCs w:val="false"/>
-                <w:i w:val="false"/>
-                <w:iCs w:val="false"/>
-                <w:color w:val="000000"/>
-                <w:sz w:val="18"/>
-                <w:szCs w:val="18"/>
-              </w:rPr>
-              <w:t xml:space="preserve">A segment is formed when a straight chord cuts across a circle. The region between the chord and the arc is called a minor segment (smaller part) or major segment (larger part).</w:t>
-            </w:r>
-          </w:p>
-          <w:p>
-            <w:pPr>
-              <w:spacing w:after="40" w:before="0"/>
-              <w:jc w:val="left"/>
-            </w:pPr>
-            <w:r>
-              <w:rPr>
-                <w:rFonts w:ascii="Arial" w:cs="Arial" w:eastAsia="Arial" w:hAnsi="Arial"/>
-                <w:b w:val="false"/>
-                <w:bCs w:val="false"/>
-                <w:i w:val="false"/>
-                <w:iCs w:val="false"/>
-                <w:color w:val="000000"/>
-                <w:sz w:val="18"/>
-                <w:szCs w:val="18"/>
-              </w:rPr>
-              <w:t xml:space="preserve"/>
-            </w:r>
-          </w:p>
-          <w:p>
-            <w:pPr>
-              <w:spacing w:after="40" w:before="0"/>
-              <w:jc w:val="left"/>
-            </w:pPr>
-            <w:r>
-              <w:rPr>
-                <w:rFonts w:ascii="Arial" w:cs="Arial" w:eastAsia="Arial" w:hAnsi="Arial"/>
-                <w:b w:val="false"/>
-                <w:bCs w:val="false"/>
-                <w:i w:val="false"/>
-                <w:iCs w:val="false"/>
-                <w:color w:val="000000"/>
-                <w:sz w:val="18"/>
-                <w:szCs w:val="18"/>
-              </w:rPr>
-              <w:t xml:space="preserve">To find the area of a minor segment with central angle θ:</w:t>
-            </w:r>
-          </w:p>
-          <w:p>
-            <w:pPr>
-              <w:spacing w:after="40" w:before="0"/>
-              <w:jc w:val="left"/>
-            </w:pPr>
-            <w:r>
-              <w:rPr>
-                <w:rFonts w:ascii="Arial" w:cs="Arial" w:eastAsia="Arial" w:hAnsi="Arial"/>
-                <w:b w:val="false"/>
-                <w:bCs w:val="false"/>
-                <w:i w:val="false"/>
-                <w:iCs w:val="false"/>
-                <w:color w:val="000000"/>
-                <w:sz w:val="18"/>
-                <w:szCs w:val="18"/>
-              </w:rPr>
-              <w:t xml:space="preserve"/>
-            </w:r>
-          </w:p>
-          <w:p>
-            <w:pPr>
-              <w:spacing w:after="40" w:before="0"/>
-              <w:jc w:val="left"/>
-            </w:pPr>
-            <w:r>
-              <w:rPr>
-                <w:rFonts w:ascii="Arial" w:cs="Arial" w:eastAsia="Arial" w:hAnsi="Arial"/>
-                <w:b w:val="false"/>
-                <w:bCs w:val="false"/>
-                <w:i w:val="false"/>
-                <w:iCs w:val="false"/>
-                <w:color w:val="000000"/>
-                <w:sz w:val="18"/>
-                <w:szCs w:val="18"/>
-              </w:rPr>
-              <w:t xml:space="preserve">Step 1 — Find the area of the sector with the same angle θ.</w:t>
-            </w:r>
-          </w:p>
-          <w:p>
-            <w:pPr>
-              <w:spacing w:after="40" w:before="0"/>
-              <w:jc w:val="left"/>
-            </w:pPr>
-            <w:r>
-              <w:rPr>
-                <w:rFonts w:ascii="Arial" w:cs="Arial" w:eastAsia="Arial" w:hAnsi="Arial"/>
-                <w:b w:val="false"/>
-                <w:bCs w:val="false"/>
-                <w:i w:val="false"/>
-                <w:iCs w:val="false"/>
-                <w:color w:val="000000"/>
-                <w:sz w:val="18"/>
-                <w:szCs w:val="18"/>
-              </w:rPr>
-              <w:t xml:space="preserve">Step 2 — Find the area of the triangle formed by the two radii and the chord.</w:t>
-            </w:r>
-          </w:p>
-          <w:p>
-            <w:pPr>
-              <w:spacing w:after="40" w:before="0"/>
-              <w:jc w:val="left"/>
-            </w:pPr>
-            <w:r>
-              <w:rPr>
-                <w:rFonts w:ascii="Arial" w:cs="Arial" w:eastAsia="Arial" w:hAnsi="Arial"/>
-                <w:b w:val="false"/>
-                <w:bCs w:val="false"/>
-                <w:i w:val="false"/>
-                <w:iCs w:val="false"/>
-                <w:color w:val="000000"/>
-                <w:sz w:val="18"/>
-                <w:szCs w:val="18"/>
-              </w:rPr>
-              <w:t xml:space="preserve">Step 3 — Subtract: Area of segment = Area of sector − Area of triangle</w:t>
-            </w:r>
-          </w:p>
-          <w:p>
-            <w:pPr>
-              <w:spacing w:after="40" w:before="0"/>
-              <w:jc w:val="left"/>
-            </w:pPr>
-            <w:r>
-              <w:rPr>
-                <w:rFonts w:ascii="Arial" w:cs="Arial" w:eastAsia="Arial" w:hAnsi="Arial"/>
-                <w:b w:val="false"/>
-                <w:bCs w:val="false"/>
-                <w:i w:val="false"/>
-                <w:iCs w:val="false"/>
-                <w:color w:val="000000"/>
-                <w:sz w:val="18"/>
-                <w:szCs w:val="18"/>
-              </w:rPr>
-              <w:t xml:space="preserve"/>
-            </w:r>
-          </w:p>
-          <w:p>
-            <w:pPr>
-              <w:spacing w:after="40" w:before="0"/>
-              <w:jc w:val="left"/>
-            </w:pPr>
-            <w:r>
-              <w:rPr>
-                <w:rFonts w:ascii="Arial" w:cs="Arial" w:eastAsia="Arial" w:hAnsi="Arial"/>
-                <w:b w:val="false"/>
-                <w:bCs w:val="false"/>
-                <w:i w:val="false"/>
-                <w:iCs w:val="false"/>
-                <w:color w:val="000000"/>
-                <w:sz w:val="18"/>
-                <w:szCs w:val="18"/>
-              </w:rPr>
-              <w:t xml:space="preserve">Formula (angle in degrees):</w:t>
-            </w:r>
-          </w:p>
-          <w:p>
-            <w:pPr>
-              <w:spacing w:after="40" w:before="0"/>
-              <w:jc w:val="left"/>
-            </w:pPr>
-            <w:r>
-              <w:rPr>
-                <w:rFonts w:ascii="Arial" w:cs="Arial" w:eastAsia="Arial" w:hAnsi="Arial"/>
-                <w:b w:val="false"/>
-                <w:bCs w:val="false"/>
-                <w:i w:val="false"/>
-                <w:iCs w:val="false"/>
-                <w:color w:val="000000"/>
-                <w:sz w:val="18"/>
-                <w:szCs w:val="18"/>
-              </w:rPr>
-              <w:t xml:space="preserve">Area of segment = (θ/360)πr² − ½r² sin θ</w:t>
-            </w:r>
-          </w:p>
-          <w:p>
-            <w:pPr>
-              <w:spacing w:after="40" w:before="0"/>
-              <w:jc w:val="left"/>
-            </w:pPr>
-            <w:r>
-              <w:rPr>
-                <w:rFonts w:ascii="Arial" w:cs="Arial" w:eastAsia="Arial" w:hAnsi="Arial"/>
-                <w:b w:val="false"/>
-                <w:bCs w:val="false"/>
-                <w:i w:val="false"/>
-                <w:iCs w:val="false"/>
-                <w:color w:val="000000"/>
-                <w:sz w:val="18"/>
-                <w:szCs w:val="18"/>
-              </w:rPr>
-              <w:t xml:space="preserve"/>
-            </w:r>
-          </w:p>
-          <w:p>
-            <w:pPr>
-              <w:spacing w:after="40" w:before="0"/>
-              <w:jc w:val="left"/>
-            </w:pPr>
-            <w:r>
-              <w:rPr>
-                <w:rFonts w:ascii="Arial" w:cs="Arial" w:eastAsia="Arial" w:hAnsi="Arial"/>
-                <w:b w:val="false"/>
-                <w:bCs w:val="false"/>
-                <w:i w:val="false"/>
-                <w:iCs w:val="false"/>
-                <w:color w:val="000000"/>
-                <w:sz w:val="18"/>
-                <w:szCs w:val="18"/>
-              </w:rPr>
-              <w:t xml:space="preserve">Formula (angle in radians):</w:t>
-            </w:r>
-          </w:p>
-          <w:p>
-            <w:pPr>
-              <w:spacing w:after="40" w:before="0"/>
-              <w:jc w:val="left"/>
-            </w:pPr>
-            <w:r>
-              <w:rPr>
-                <w:rFonts w:ascii="Arial" w:cs="Arial" w:eastAsia="Arial" w:hAnsi="Arial"/>
-                <w:b w:val="false"/>
-                <w:bCs w:val="false"/>
-                <w:i w:val="false"/>
-                <w:iCs w:val="false"/>
-                <w:color w:val="000000"/>
-                <w:sz w:val="18"/>
-                <w:szCs w:val="18"/>
-              </w:rPr>
-              <w:t xml:space="preserve">Area of segment = ½r²(θ − sin θ)</w:t>
-            </w:r>
-          </w:p>
-          <w:p>
-            <w:pPr>
-              <w:spacing w:after="40" w:before="0"/>
-              <w:jc w:val="left"/>
-            </w:pPr>
-            <w:r>
-              <w:rPr>
-                <w:rFonts w:ascii="Arial" w:cs="Arial" w:eastAsia="Arial" w:hAnsi="Arial"/>
-                <w:b w:val="false"/>
-                <w:bCs w:val="false"/>
-                <w:i w:val="false"/>
-                <w:iCs w:val="false"/>
-                <w:color w:val="000000"/>
-                <w:sz w:val="18"/>
-                <w:szCs w:val="18"/>
-              </w:rPr>
-              <w:t xml:space="preserve"/>
-            </w:r>
-          </w:p>
-          <w:p>
-            <w:pPr>
-              <w:spacing w:after="40" w:before="0"/>
-              <w:jc w:val="left"/>
-            </w:pPr>
-            <w:r>
-              <w:rPr>
-                <w:rFonts w:ascii="Arial" w:cs="Arial" w:eastAsia="Arial" w:hAnsi="Arial"/>
-                <w:b w:val="false"/>
-                <w:bCs w:val="false"/>
-                <w:i w:val="false"/>
-                <w:iCs w:val="false"/>
-                <w:color w:val="000000"/>
-                <w:sz w:val="18"/>
-                <w:szCs w:val="18"/>
-              </w:rPr>
-              <w:t xml:space="preserve">Worked example: A circular water-storage tank in Kisumu has radius r = 3 m. A flat concrete dividing wall (chord) cuts across it, creating a central angle of θ = 90°.</w:t>
-            </w:r>
-          </w:p>
-          <w:p>
-            <w:pPr>
-              <w:spacing w:after="40" w:before="0"/>
-              <w:jc w:val="left"/>
-            </w:pPr>
-            <w:r>
-              <w:rPr>
-                <w:rFonts w:ascii="Arial" w:cs="Arial" w:eastAsia="Arial" w:hAnsi="Arial"/>
-                <w:b w:val="false"/>
-                <w:bCs w:val="false"/>
-                <w:i w:val="false"/>
-                <w:iCs w:val="false"/>
-                <w:color w:val="000000"/>
-                <w:sz w:val="18"/>
-                <w:szCs w:val="18"/>
-              </w:rPr>
-              <w:t xml:space="preserve">Area of sector = (90/360) × π × 3² = ¼ × π × 9 ≈ 7.07 m²</w:t>
-            </w:r>
-          </w:p>
-          <w:p>
-            <w:pPr>
-              <w:spacing w:after="40" w:before="0"/>
-              <w:jc w:val="left"/>
-            </w:pPr>
-            <w:r>
-              <w:rPr>
-                <w:rFonts w:ascii="Arial" w:cs="Arial" w:eastAsia="Arial" w:hAnsi="Arial"/>
-                <w:b w:val="false"/>
-                <w:bCs w:val="false"/>
-                <w:i w:val="false"/>
-                <w:iCs w:val="false"/>
-                <w:color w:val="000000"/>
-                <w:sz w:val="18"/>
-                <w:szCs w:val="18"/>
-              </w:rPr>
-              <w:t xml:space="preserve">Area of triangle = ½ × 3² × sin 90° = ½ × 9 × 1 = 4.5 m²</w:t>
-            </w:r>
-          </w:p>
-          <w:p>
-            <w:pPr>
-              <w:spacing w:after="40" w:before="0"/>
-              <w:jc w:val="left"/>
-            </w:pPr>
-            <w:r>
-              <w:rPr>
-                <w:rFonts w:ascii="Arial" w:cs="Arial" w:eastAsia="Arial" w:hAnsi="Arial"/>
-                <w:b w:val="false"/>
-                <w:bCs w:val="false"/>
-                <w:i w:val="false"/>
-                <w:iCs w:val="false"/>
-                <w:color w:val="000000"/>
-                <w:sz w:val="18"/>
-                <w:szCs w:val="18"/>
-              </w:rPr>
-              <w:t xml:space="preserve">Area of segment = 7.07 − 4.5 = 2.57 m²</w:t>
-            </w:r>
-          </w:p>
-          <w:p>
-            <w:pPr>
-              <w:spacing w:after="40" w:before="0"/>
-              <w:jc w:val="left"/>
-            </w:pPr>
-            <w:r>
-              <w:rPr>
-                <w:rFonts w:ascii="Arial" w:cs="Arial" w:eastAsia="Arial" w:hAnsi="Arial"/>
-                <w:b w:val="false"/>
-                <w:bCs w:val="false"/>
-                <w:i w:val="false"/>
-                <w:iCs w:val="false"/>
-                <w:color w:val="000000"/>
-                <w:sz w:val="18"/>
-                <w:szCs w:val="18"/>
-              </w:rPr>
-              <w:t xml:space="preserve"/>
-            </w:r>
-          </w:p>
-          <w:p>
-            <w:pPr>
-              <w:spacing w:after="40" w:before="0"/>
-              <w:jc w:val="left"/>
-            </w:pPr>
-            <w:r>
-              <w:rPr>
-                <w:rFonts w:ascii="Arial" w:cs="Arial" w:eastAsia="Arial" w:hAnsi="Arial"/>
-                <w:b w:val="false"/>
-                <w:bCs w:val="false"/>
-                <w:i w:val="false"/>
-                <w:iCs w:val="false"/>
-                <w:color w:val="000000"/>
-                <w:sz w:val="18"/>
-                <w:szCs w:val="18"/>
-              </w:rPr>
-              <w:t xml:space="preserve">Real-life connection: A Nairobi metalwork artisan cutting a decorative arch into a circular steel gate needs to know the area of the segment to calculate the mass of metal removed and the cost of the leftover scrap. Segment calculations prevent expensive errors.</w:t>
+                <w:i/>
+                <w:iCs/>
+                <w:color w:val="808080"/>
+                <w:sz w:val="18"/>
+                <w:szCs w:val="18"/>
+              </w:rPr>
+              <w:t xml:space="preserve">Write your answer here:</w:t>
             </w:r>
           </w:p>
         </w:tc>
@@ -1984,14 +970,12 @@
         <w:tblLayout w:type="fixed"/>
       </w:tblPr>
       <w:tblGrid>
-        <w:gridCol w:w="3000"/>
-        <w:gridCol w:w="10680"/>
+        <w:gridCol w:w="13680"/>
       </w:tblGrid>
       <w:tr>
         <w:tc>
           <w:tcPr>
             <w:tcW w:type="dxa" w:w="13680"/>
-            <w:gridSpan w:val="2"/>
             <w:shd w:fill="1F3864" w:color="auto" w:val="clear"/>
             <w:tcMar>
               <w:top w:type="dxa" w:w="60"/>
@@ -2017,15 +1001,15 @@
                 <w:sz w:val="22"/>
                 <w:szCs w:val="22"/>
               </w:rPr>
-              <w:t xml:space="preserve">Section 5: Answering the Driving Question — Putting It All Together</w:t>
-            </w:r>
-          </w:p>
-        </w:tc>
-      </w:tr>
-      <w:tr>
-        <w:tc>
-          <w:tcPr>
-            <w:tcW w:type="dxa" w:w="3000"/>
+              <w:t xml:space="preserve">Part 5: Answering the farmer's question</w:t>
+            </w:r>
+          </w:p>
+        </w:tc>
+      </w:tr>
+      <w:tr>
+        <w:tc>
+          <w:tcPr>
+            <w:tcW w:type="dxa" w:w="13680"/>
             <w:shd w:fill="D9EEF1" w:color="auto" w:val="clear"/>
             <w:tcMar>
               <w:top w:type="dxa" w:w="60"/>
@@ -2051,13 +1035,18 @@
                 <w:sz w:val="18"/>
                 <w:szCs w:val="18"/>
               </w:rPr>
-              <w:t xml:space="preserve">Now answer the driving question directly and completely: 'How can we calculate the exact area of any part of a circle so that Kenyan farmers, engineers, and artisans can make accurate plans and avoid waste?' In your answer, name all three sub-regions (annulus, sector, segment), state their formulae, and explain how choosing the correct formula depends on the shape of the region you are working with. Use the Laikipia farmer as your unifying example.</w:t>
-            </w:r>
-          </w:p>
-        </w:tc>
-        <w:tc>
-          <w:tcPr>
-            <w:tcW w:type="dxa" w:w="10680"/>
+              <w:t xml:space="preserve">Use everything you have learned to answer the driving question: How can we calculate the exact area of any part of a circle so that Kenyan farmers, engineers and artisans can make accurate plans and avoid waste? In your answer: (a) name the five sub-regions of the Laikipia farm we studied and give the formula for each; (b) explain how you decide which formula to use for a shape; (c) give one example, other than the Laikipia farm, where a Kenyan engineer or artisan could use one of these formulae to avoid waste.</w:t>
+            </w:r>
+          </w:p>
+        </w:tc>
+      </w:tr>
+      <w:tr>
+        <w:trPr>
+          <w:trHeight w:val="4200" w:hRule="atLeast"/>
+        </w:trPr>
+        <w:tc>
+          <w:tcPr>
+            <w:tcW w:type="dxa" w:w="13680"/>
             <w:shd w:fill="FFFFFF" w:color="auto" w:val="clear"/>
             <w:tcMar>
               <w:top w:type="dxa" w:w="60"/>
@@ -2077,222 +1066,13 @@
                 <w:rFonts w:ascii="Arial" w:cs="Arial" w:eastAsia="Arial" w:hAnsi="Arial"/>
                 <w:b w:val="false"/>
                 <w:bCs w:val="false"/>
-                <w:i w:val="false"/>
-                <w:iCs w:val="false"/>
-                <w:color w:val="000000"/>
-                <w:sz w:val="18"/>
-                <w:szCs w:val="18"/>
-              </w:rPr>
-              <w:t xml:space="preserve">We can calculate the exact area of any part of a circle by identifying which sub-region we are dealing with and applying the correct derived formula.</w:t>
-            </w:r>
-          </w:p>
-          <w:p>
-            <w:pPr>
-              <w:spacing w:after="40" w:before="0"/>
-              <w:jc w:val="left"/>
-            </w:pPr>
-            <w:r>
-              <w:rPr>
-                <w:rFonts w:ascii="Arial" w:cs="Arial" w:eastAsia="Arial" w:hAnsi="Arial"/>
-                <w:b w:val="false"/>
-                <w:bCs w:val="false"/>
-                <w:i w:val="false"/>
-                <w:iCs w:val="false"/>
-                <w:color w:val="000000"/>
-                <w:sz w:val="18"/>
-                <w:szCs w:val="18"/>
-              </w:rPr>
-              <w:t xml:space="preserve"/>
-            </w:r>
-          </w:p>
-          <w:p>
-            <w:pPr>
-              <w:spacing w:after="40" w:before="0"/>
-              <w:jc w:val="left"/>
-            </w:pPr>
-            <w:r>
-              <w:rPr>
-                <w:rFonts w:ascii="Arial" w:cs="Arial" w:eastAsia="Arial" w:hAnsi="Arial"/>
-                <w:b w:val="false"/>
-                <w:bCs w:val="false"/>
-                <w:i w:val="false"/>
-                <w:iCs w:val="false"/>
-                <w:color w:val="000000"/>
-                <w:sz w:val="18"/>
-                <w:szCs w:val="18"/>
-              </w:rPr>
-              <w:t xml:space="preserve">1. Annulus (ring between two circles): A = π(R² − r²)</w:t>
-            </w:r>
-          </w:p>
-          <w:p>
-            <w:pPr>
-              <w:spacing w:after="40" w:before="0"/>
-              <w:jc w:val="left"/>
-            </w:pPr>
-            <w:r>
-              <w:rPr>
-                <w:rFonts w:ascii="Arial" w:cs="Arial" w:eastAsia="Arial" w:hAnsi="Arial"/>
-                <w:b w:val="false"/>
-                <w:bCs w:val="false"/>
-                <w:i w:val="false"/>
-                <w:iCs w:val="false"/>
-                <w:color w:val="000000"/>
-                <w:sz w:val="18"/>
-                <w:szCs w:val="18"/>
-              </w:rPr>
-              <w:t xml:space="preserve">   → Use this when two concentric pipes or circular boundaries create a ring-shaped region, as when the Laikipia farmer adds an outer irrigation ring.</w:t>
-            </w:r>
-          </w:p>
-          <w:p>
-            <w:pPr>
-              <w:spacing w:after="40" w:before="0"/>
-              <w:jc w:val="left"/>
-            </w:pPr>
-            <w:r>
-              <w:rPr>
-                <w:rFonts w:ascii="Arial" w:cs="Arial" w:eastAsia="Arial" w:hAnsi="Arial"/>
-                <w:b w:val="false"/>
-                <w:bCs w:val="false"/>
-                <w:i w:val="false"/>
-                <w:iCs w:val="false"/>
-                <w:color w:val="000000"/>
-                <w:sz w:val="18"/>
-                <w:szCs w:val="18"/>
-              </w:rPr>
-              <w:t xml:space="preserve"/>
-            </w:r>
-          </w:p>
-          <w:p>
-            <w:pPr>
-              <w:spacing w:after="40" w:before="0"/>
-              <w:jc w:val="left"/>
-            </w:pPr>
-            <w:r>
-              <w:rPr>
-                <w:rFonts w:ascii="Arial" w:cs="Arial" w:eastAsia="Arial" w:hAnsi="Arial"/>
-                <w:b w:val="false"/>
-                <w:bCs w:val="false"/>
-                <w:i w:val="false"/>
-                <w:iCs w:val="false"/>
-                <w:color w:val="000000"/>
-                <w:sz w:val="18"/>
-                <w:szCs w:val="18"/>
-              </w:rPr>
-              <w:t xml:space="preserve">2. Sector (wedge/slice): A = (θ/360)πr² or A = ½r²θ (radians)</w:t>
-            </w:r>
-          </w:p>
-          <w:p>
-            <w:pPr>
-              <w:spacing w:after="40" w:before="0"/>
-              <w:jc w:val="left"/>
-            </w:pPr>
-            <w:r>
-              <w:rPr>
-                <w:rFonts w:ascii="Arial" w:cs="Arial" w:eastAsia="Arial" w:hAnsi="Arial"/>
-                <w:b w:val="false"/>
-                <w:bCs w:val="false"/>
-                <w:i w:val="false"/>
-                <w:iCs w:val="false"/>
-                <w:color w:val="000000"/>
-                <w:sz w:val="18"/>
-                <w:szCs w:val="18"/>
-              </w:rPr>
-              <w:t xml:space="preserve">   → Use this when a pivot or boundary has rotated through a known angle, sweeping a wedge-shaped area, as when the irrigation pipe has completed only part of its rotation.</w:t>
-            </w:r>
-          </w:p>
-          <w:p>
-            <w:pPr>
-              <w:spacing w:after="40" w:before="0"/>
-              <w:jc w:val="left"/>
-            </w:pPr>
-            <w:r>
-              <w:rPr>
-                <w:rFonts w:ascii="Arial" w:cs="Arial" w:eastAsia="Arial" w:hAnsi="Arial"/>
-                <w:b w:val="false"/>
-                <w:bCs w:val="false"/>
-                <w:i w:val="false"/>
-                <w:iCs w:val="false"/>
-                <w:color w:val="000000"/>
-                <w:sz w:val="18"/>
-                <w:szCs w:val="18"/>
-              </w:rPr>
-              <w:t xml:space="preserve"/>
-            </w:r>
-          </w:p>
-          <w:p>
-            <w:pPr>
-              <w:spacing w:after="40" w:before="0"/>
-              <w:jc w:val="left"/>
-            </w:pPr>
-            <w:r>
-              <w:rPr>
-                <w:rFonts w:ascii="Arial" w:cs="Arial" w:eastAsia="Arial" w:hAnsi="Arial"/>
-                <w:b w:val="false"/>
-                <w:bCs w:val="false"/>
-                <w:i w:val="false"/>
-                <w:iCs w:val="false"/>
-                <w:color w:val="000000"/>
-                <w:sz w:val="18"/>
-                <w:szCs w:val="18"/>
-              </w:rPr>
-              <w:t xml:space="preserve">3. Segment (region between a chord and an arc): A = (θ/360)πr² − ½r² sin θ</w:t>
-            </w:r>
-          </w:p>
-          <w:p>
-            <w:pPr>
-              <w:spacing w:after="40" w:before="0"/>
-              <w:jc w:val="left"/>
-            </w:pPr>
-            <w:r>
-              <w:rPr>
-                <w:rFonts w:ascii="Arial" w:cs="Arial" w:eastAsia="Arial" w:hAnsi="Arial"/>
-                <w:b w:val="false"/>
-                <w:bCs w:val="false"/>
-                <w:i w:val="false"/>
-                <w:iCs w:val="false"/>
-                <w:color w:val="000000"/>
-                <w:sz w:val="18"/>
-                <w:szCs w:val="18"/>
-              </w:rPr>
-              <w:t xml:space="preserve">   → Use this when a straight edge or wall cuts across the circular region, as when a path or fence cuts across a circular plot.</w:t>
-            </w:r>
-          </w:p>
-          <w:p>
-            <w:pPr>
-              <w:spacing w:after="40" w:before="0"/>
-              <w:jc w:val="left"/>
-            </w:pPr>
-            <w:r>
-              <w:rPr>
-                <w:rFonts w:ascii="Arial" w:cs="Arial" w:eastAsia="Arial" w:hAnsi="Arial"/>
-                <w:b w:val="false"/>
-                <w:bCs w:val="false"/>
-                <w:i w:val="false"/>
-                <w:iCs w:val="false"/>
-                <w:color w:val="000000"/>
-                <w:sz w:val="18"/>
-                <w:szCs w:val="18"/>
-              </w:rPr>
-              <w:t xml:space="preserve"/>
-            </w:r>
-          </w:p>
-          <w:p>
-            <w:pPr>
-              <w:spacing w:after="40" w:before="0"/>
-              <w:jc w:val="left"/>
-            </w:pPr>
-            <w:r>
-              <w:rPr>
-                <w:rFonts w:ascii="Arial" w:cs="Arial" w:eastAsia="Arial" w:hAnsi="Arial"/>
-                <w:b w:val="false"/>
-                <w:bCs w:val="false"/>
-                <w:i w:val="false"/>
-                <w:iCs w:val="false"/>
-                <w:color w:val="000000"/>
-                <w:sz w:val="18"/>
-                <w:szCs w:val="18"/>
-              </w:rPr>
-              <w:t xml:space="preserve">The key to avoiding waste is selecting the right formula before calculating. Confusing a sector with a segment, for example, would lead to an over-estimate of the watered area, causing the farmer to under-fill the water tank and leave part of the maize crop unwatered. By mastering all three formulae and understanding the geometry behind each, farmers can budget seeds and water accurately, engineers can design efficient structures, and artisans can cut materials precisely — eliminating waste and saving money across Kenya's industries.</w:t>
+                <w:i/>
+                <w:iCs/>
+                <w:color w:val="808080"/>
+                <w:sz w:val="18"/>
+                <w:szCs w:val="18"/>
+              </w:rPr>
+              <w:t xml:space="preserve">Write your answer here:</w:t>
             </w:r>
           </w:p>
         </w:tc>
@@ -2519,7 +1299,7 @@
                 <w:sz w:val="18"/>
                 <w:szCs w:val="18"/>
               </w:rPr>
-              <w:t xml:space="preserve">Conceptual Understanding of Circle Parts</w:t>
+              <w:t xml:space="preserve">Selecting and stating the correct formula for each circle part</w:t>
             </w:r>
           </w:p>
         </w:tc>
@@ -2551,7 +1331,7 @@
                 <w:sz w:val="18"/>
                 <w:szCs w:val="18"/>
               </w:rPr>
-              <w:t xml:space="preserve">Accurately defines and distinguishes all three sub-regions (annulus, sector, segment) using precise mathematical language. Clearly explains how each is derived from the full-circle formula A = πr².</w:t>
+              <w:t xml:space="preserve">Names the correct formula for all five sub-regions (annulus, sector, annular sector, segment, common region) and explains why each fits the shape's structure.</w:t>
             </w:r>
           </w:p>
         </w:tc>
@@ -2583,7 +1363,7 @@
                 <w:sz w:val="18"/>
                 <w:szCs w:val="18"/>
               </w:rPr>
-              <w:t xml:space="preserve">Correctly defines at least two of the three sub-regions and shows a sound understanding of how they relate to the full circle, with minor gaps in precision.</w:t>
+              <w:t xml:space="preserve">States the correct formula for most sub-regions, with only minor slips or limited explanation of why it fits.</w:t>
             </w:r>
           </w:p>
         </w:tc>
@@ -2615,7 +1395,7 @@
                 <w:sz w:val="18"/>
                 <w:szCs w:val="18"/>
               </w:rPr>
-              <w:t xml:space="preserve">Shows partial understanding of one or two sub-regions. Definitions are incomplete or confused (e.g., sector and segment are mixed up). Limited connection to the full-circle formula.</w:t>
+              <w:t xml:space="preserve">States few correct formulae or confuses them, for example omitting the triangle subtraction in the segment formula.</w:t>
             </w:r>
           </w:p>
         </w:tc>
@@ -2649,7 +1429,7 @@
                 <w:sz w:val="18"/>
                 <w:szCs w:val="18"/>
               </w:rPr>
-              <w:t xml:space="preserve">Correct Use and Derivation of Formulae</w:t>
+              <w:t xml:space="preserve">Accuracy of calculations and units</w:t>
             </w:r>
           </w:p>
         </w:tc>
@@ -2681,7 +1461,7 @@
                 <w:sz w:val="18"/>
                 <w:szCs w:val="18"/>
               </w:rPr>
-              <w:t xml:space="preserve">States all three formulae correctly (annulus, sector in degrees AND radians, segment). Clearly derives or explains each formula step-by-step. No errors in formula notation.</w:t>
+              <w:t xml:space="preserve">All calculations are correct, with each radius squared before subtracting, angles used correctly, and answers given in the right units (m², cm², m).</w:t>
             </w:r>
           </w:p>
         </w:tc>
@@ -2713,7 +1493,7 @@
                 <w:sz w:val="18"/>
                 <w:szCs w:val="18"/>
               </w:rPr>
-              <w:t xml:space="preserve">States at least two formulae correctly and attempts derivation. May omit the radian form of the sector or make a minor notational error, but overall structure is mathematically sound.</w:t>
+              <w:t xml:space="preserve">Most calculations are correct, with small rounding or unit errors that do not change the method.</w:t>
             </w:r>
           </w:p>
         </w:tc>
@@ -2745,7 +1525,7 @@
                 <w:sz w:val="18"/>
                 <w:szCs w:val="18"/>
               </w:rPr>
-              <w:t xml:space="preserve">Recalls one formula correctly or makes significant errors in formula notation (e.g., writes A = πd² or omits subtraction for the segment). Little or no attempt at derivation.</w:t>
+              <w:t xml:space="preserve">Several calculation errors, such as subtracting radii before squaring, or units missing or wrong.</w:t>
             </w:r>
           </w:p>
         </w:tc>
@@ -2779,7 +1559,7 @@
                 <w:sz w:val="18"/>
                 <w:szCs w:val="18"/>
               </w:rPr>
-              <w:t xml:space="preserve">Accuracy of Numerical Worked Examples</w:t>
+              <w:t xml:space="preserve">Structured working and mathematical reasoning</w:t>
             </w:r>
           </w:p>
         </w:tc>
@@ -2811,7 +1591,7 @@
                 <w:sz w:val="18"/>
                 <w:szCs w:val="18"/>
               </w:rPr>
-              <w:t xml:space="preserve">All worked examples are fully shown step-by-step, answers are correct to at least 2 decimal places or significant figures, and units (m², hectares, etc.) are stated consistently throughout.</w:t>
+              <w:t xml:space="preserve">Working is set out clearly step by step, and the cosine rule steps for the lens are explained and linked to the segments.</w:t>
             </w:r>
           </w:p>
         </w:tc>
@@ -2843,7 +1623,7 @@
                 <w:sz w:val="18"/>
                 <w:szCs w:val="18"/>
               </w:rPr>
-              <w:t xml:space="preserve">Most steps are shown and answers are correct. May make one arithmetic slip or omit units in one step, but the method is clearly correct and the final answer is reasonable.</w:t>
+              <w:t xml:space="preserve">Working is mostly clear, with some steps missing or the reasoning for the common region only partly explained.</w:t>
             </w:r>
           </w:p>
         </w:tc>
@@ -2875,7 +1655,7 @@
                 <w:sz w:val="18"/>
                 <w:szCs w:val="18"/>
               </w:rPr>
-              <w:t xml:space="preserve">Worked examples are incomplete or contain significant arithmetic errors. Steps are missing or out of order, making the method difficult to follow. Units are missing or wrong.</w:t>
+              <w:t xml:space="preserve">Working is hard to follow or answers are given without steps or reasons.</w:t>
             </w:r>
           </w:p>
         </w:tc>
@@ -2909,7 +1689,7 @@
                 <w:sz w:val="18"/>
                 <w:szCs w:val="18"/>
               </w:rPr>
-              <w:t xml:space="preserve">Connection to Real-Life Kenyan Contexts</w:t>
+              <w:t xml:space="preserve">Connecting to the phenomenon and Kenyan contexts</w:t>
             </w:r>
           </w:p>
         </w:tc>
@@ -2941,7 +1721,7 @@
                 <w:sz w:val="18"/>
                 <w:szCs w:val="18"/>
               </w:rPr>
-              <w:t xml:space="preserve">Every formula and calculation is explicitly linked to a specific, realistic Kenyan context (e.g., Laikipia irrigation, Kisumu water tank, Nairobi artisan). Explanations clearly show how the mathematics prevents waste or supports decision-making.</w:t>
+              <w:t xml:space="preserve">Clearly links every formula to the Laikipia farm and gives a correct, relevant Kenyan example showing how exact area avoids waste.</w:t>
             </w:r>
           </w:p>
         </w:tc>
@@ -2973,7 +1753,7 @@
                 <w:sz w:val="18"/>
                 <w:szCs w:val="18"/>
               </w:rPr>
-              <w:t xml:space="preserve">At least two real-life Kenyan contexts are used meaningfully. The link between the mathematics and the practical outcome (avoiding waste, planning resources) is stated but may lack specific detail.</w:t>
+              <w:t xml:space="preserve">Links most answers to the Laikipia farm, and gives a Kenyan example with limited explanation.</w:t>
             </w:r>
           </w:p>
         </w:tc>
@@ -3005,137 +1785,7 @@
                 <w:sz w:val="18"/>
                 <w:szCs w:val="18"/>
               </w:rPr>
-              <w:t xml:space="preserve">Real-life connection is vague, generic (e.g., 'used in real life'), or absent. The Kenyan context from the phenomenon is not referenced, or the connection does not demonstrate understanding of why the calculation matters.</w:t>
-            </w:r>
-          </w:p>
-        </w:tc>
-      </w:tr>
-      <w:tr>
-        <w:tc>
-          <w:tcPr>
-            <w:tcW w:type="dxa" w:w="3000"/>
-            <w:shd w:fill="D5E8F0" w:color="auto" w:val="clear"/>
-            <w:tcMar>
-              <w:top w:type="dxa" w:w="60"/>
-              <w:left w:type="dxa" w:w="120"/>
-              <w:bottom w:type="dxa" w:w="60"/>
-              <w:right w:type="dxa" w:w="120"/>
-            </w:tcMar>
-            <w:vAlign w:val="top"/>
-          </w:tcPr>
-          <w:p>
-            <w:pPr>
-              <w:spacing w:after="40" w:before="0"/>
-              <w:jc w:val="left"/>
-            </w:pPr>
-            <w:r>
-              <w:rPr>
-                <w:rFonts w:ascii="Arial" w:cs="Arial" w:eastAsia="Arial" w:hAnsi="Arial"/>
-                <w:b w:val="false"/>
-                <w:bCs w:val="false"/>
-                <w:i w:val="false"/>
-                <w:iCs w:val="false"/>
-                <w:color w:val="000000"/>
-                <w:sz w:val="18"/>
-                <w:szCs w:val="18"/>
-              </w:rPr>
-              <w:t xml:space="preserve">Completeness and Clarity of the Driving Question Response</w:t>
-            </w:r>
-          </w:p>
-        </w:tc>
-        <w:tc>
-          <w:tcPr>
-            <w:tcW w:type="dxa" w:w="3560"/>
-            <w:shd w:fill="FFFFFF" w:color="auto" w:val="clear"/>
-            <w:tcMar>
-              <w:top w:type="dxa" w:w="60"/>
-              <w:left w:type="dxa" w:w="120"/>
-              <w:bottom w:type="dxa" w:w="60"/>
-              <w:right w:type="dxa" w:w="120"/>
-            </w:tcMar>
-            <w:vAlign w:val="top"/>
-          </w:tcPr>
-          <w:p>
-            <w:pPr>
-              <w:spacing w:after="40" w:before="0"/>
-              <w:jc w:val="left"/>
-            </w:pPr>
-            <w:r>
-              <w:rPr>
-                <w:rFonts w:ascii="Arial" w:cs="Arial" w:eastAsia="Arial" w:hAnsi="Arial"/>
-                <w:b w:val="false"/>
-                <w:bCs w:val="false"/>
-                <w:i w:val="false"/>
-                <w:iCs w:val="false"/>
-                <w:color w:val="000000"/>
-                <w:sz w:val="18"/>
-                <w:szCs w:val="18"/>
-              </w:rPr>
-              <w:t xml:space="preserve">The final section directly and fully answers the driving question, naming all three sub-regions, their formulae, and the decision rule for choosing between them. Writing is clear, logical, and well-organised with no unexplained jumps.</w:t>
-            </w:r>
-          </w:p>
-        </w:tc>
-        <w:tc>
-          <w:tcPr>
-            <w:tcW w:type="dxa" w:w="3560"/>
-            <w:shd w:fill="F2F2F2" w:color="auto" w:val="clear"/>
-            <w:tcMar>
-              <w:top w:type="dxa" w:w="60"/>
-              <w:left w:type="dxa" w:w="120"/>
-              <w:bottom w:type="dxa" w:w="60"/>
-              <w:right w:type="dxa" w:w="120"/>
-            </w:tcMar>
-            <w:vAlign w:val="top"/>
-          </w:tcPr>
-          <w:p>
-            <w:pPr>
-              <w:spacing w:after="40" w:before="0"/>
-              <w:jc w:val="left"/>
-            </w:pPr>
-            <w:r>
-              <w:rPr>
-                <w:rFonts w:ascii="Arial" w:cs="Arial" w:eastAsia="Arial" w:hAnsi="Arial"/>
-                <w:b w:val="false"/>
-                <w:bCs w:val="false"/>
-                <w:i w:val="false"/>
-                <w:iCs w:val="false"/>
-                <w:color w:val="000000"/>
-                <w:sz w:val="18"/>
-                <w:szCs w:val="18"/>
-              </w:rPr>
-              <w:t xml:space="preserve">The driving question is answered and covers most key points. At least two sub-regions are addressed. The response is mostly clear but may lack a decision rule or a unified concluding statement.</w:t>
-            </w:r>
-          </w:p>
-        </w:tc>
-        <w:tc>
-          <w:tcPr>
-            <w:tcW w:type="dxa" w:w="3560"/>
-            <w:shd w:fill="FFFFFF" w:color="auto" w:val="clear"/>
-            <w:tcMar>
-              <w:top w:type="dxa" w:w="60"/>
-              <w:left w:type="dxa" w:w="120"/>
-              <w:bottom w:type="dxa" w:w="60"/>
-              <w:right w:type="dxa" w:w="120"/>
-            </w:tcMar>
-            <w:vAlign w:val="top"/>
-          </w:tcPr>
-          <w:p>
-            <w:pPr>
-              <w:spacing w:after="40" w:before="0"/>
-              <w:jc w:val="left"/>
-            </w:pPr>
-            <w:r>
-              <w:rPr>
-                <w:rFonts w:ascii="Arial" w:cs="Arial" w:eastAsia="Arial" w:hAnsi="Arial"/>
-                <w:b w:val="false"/>
-                <w:bCs w:val="false"/>
-                <w:i w:val="false"/>
-                <w:iCs w:val="false"/>
-                <w:color w:val="000000"/>
-                <w:sz w:val="18"/>
-                <w:szCs w:val="18"/>
-              </w:rPr>
-              <w:t xml:space="preserve">The driving question is only partially answered. One or more sub-regions are missing. The response is disorganised, too brief, or does not synthesise the formulae into a coherent answer.</w:t>
+              <w:t xml:space="preserve">Little or no link to the farm or Kenyan contexts, and the answer to the driving question is incomplete.</w:t>
             </w:r>
           </w:p>
         </w:tc>
@@ -3259,7 +1909,7 @@
         </w:rPr>
         <w:t xml:space="preserve">© 2026 SeaVuria and ARES. This work is licensed under a </w:t>
       </w:r>
-      <w:hyperlink w:history="1" r:id="rIdenxvcv8p7l2diqndgnloa">
+      <w:hyperlink w:history="1" r:id="rIduafzgnjh8dbh_vyyfbm5u">
         <w:r>
           <w:rPr>
             <w:rFonts w:ascii="Arial" w:cs="Arial" w:eastAsia="Arial" w:hAnsi="Arial"/>
@@ -3279,7 +1929,7 @@
         </w:rPr>
         <w:t xml:space="preserve"> (</w:t>
       </w:r>
-      <w:hyperlink w:history="1" r:id="rIdzsjoeoa0bf7p7of9t7fkn">
+      <w:hyperlink w:history="1" r:id="rIdfsvpomvanquzyhl6d41av">
         <w:r>
           <w:rPr>
             <w:rFonts w:ascii="Arial" w:cs="Arial" w:eastAsia="Arial" w:hAnsi="Arial"/>
@@ -3299,7 +1949,7 @@
         </w:rPr>
         <w:t xml:space="preserve">). To view a copy of this license, visit </w:t>
       </w:r>
-      <w:hyperlink w:history="1" r:id="rIdqaxuuj8yqc37jb6zgf5wl">
+      <w:hyperlink w:history="1" r:id="rIdkattwzsy4idsjvpxccnk9">
         <w:r>
           <w:rPr>
             <w:rFonts w:ascii="Arial" w:cs="Arial" w:eastAsia="Arial" w:hAnsi="Arial"/>

--- a/data/outputs/v2/Core_Mathematics/SS2.6_Area_of_a_Part_of_a_Circle/Core_Mathematics_Area_of_a_Part_of_a_Circle_FinalExplanation.docx
+++ b/data/outputs/v2/Core_Mathematics/SS2.6_Area_of_a_Part_of_a_Circle/Core_Mathematics_Area_of_a_Part_of_a_Circle_FinalExplanation.docx
@@ -1909,7 +1909,7 @@
         </w:rPr>
         <w:t xml:space="preserve">© 2026 SeaVuria and ARES. This work is licensed under a </w:t>
       </w:r>
-      <w:hyperlink w:history="1" r:id="rIduafzgnjh8dbh_vyyfbm5u">
+      <w:hyperlink w:history="1" r:id="rIdap39ppzar9b8huvrfblnv">
         <w:r>
           <w:rPr>
             <w:rFonts w:ascii="Arial" w:cs="Arial" w:eastAsia="Arial" w:hAnsi="Arial"/>
@@ -1929,7 +1929,7 @@
         </w:rPr>
         <w:t xml:space="preserve"> (</w:t>
       </w:r>
-      <w:hyperlink w:history="1" r:id="rIdfsvpomvanquzyhl6d41av">
+      <w:hyperlink w:history="1" r:id="rIdpnm1mif6i2mede3rgmlxl">
         <w:r>
           <w:rPr>
             <w:rFonts w:ascii="Arial" w:cs="Arial" w:eastAsia="Arial" w:hAnsi="Arial"/>
@@ -1949,7 +1949,7 @@
         </w:rPr>
         <w:t xml:space="preserve">). To view a copy of this license, visit </w:t>
       </w:r>
-      <w:hyperlink w:history="1" r:id="rIdkattwzsy4idsjvpxccnk9">
+      <w:hyperlink w:history="1" r:id="rIdipowbhsxfvvntfnvoml0n">
         <w:r>
           <w:rPr>
             <w:rFonts w:ascii="Arial" w:cs="Arial" w:eastAsia="Arial" w:hAnsi="Arial"/>

--- a/data/outputs/v2/Core_Mathematics/SS2.6_Area_of_a_Part_of_a_Circle/Core_Mathematics_Area_of_a_Part_of_a_Circle_FinalExplanation.docx
+++ b/data/outputs/v2/Core_Mathematics/SS2.6_Area_of_a_Part_of_a_Circle/Core_Mathematics_Area_of_a_Part_of_a_Circle_FinalExplanation.docx
@@ -1909,7 +1909,7 @@
         </w:rPr>
         <w:t xml:space="preserve">© 2026 SeaVuria and ARES. This work is licensed under a </w:t>
       </w:r>
-      <w:hyperlink w:history="1" r:id="rIdap39ppzar9b8huvrfblnv">
+      <w:hyperlink w:history="1" r:id="rIdc3d8uh6zgu9sqjv00uijh">
         <w:r>
           <w:rPr>
             <w:rFonts w:ascii="Arial" w:cs="Arial" w:eastAsia="Arial" w:hAnsi="Arial"/>
@@ -1929,7 +1929,7 @@
         </w:rPr>
         <w:t xml:space="preserve"> (</w:t>
       </w:r>
-      <w:hyperlink w:history="1" r:id="rIdpnm1mif6i2mede3rgmlxl">
+      <w:hyperlink w:history="1" r:id="rIdzvu3lapu_ceiaw5xmsrkz">
         <w:r>
           <w:rPr>
             <w:rFonts w:ascii="Arial" w:cs="Arial" w:eastAsia="Arial" w:hAnsi="Arial"/>
@@ -1949,7 +1949,7 @@
         </w:rPr>
         <w:t xml:space="preserve">). To view a copy of this license, visit </w:t>
       </w:r>
-      <w:hyperlink w:history="1" r:id="rIdipowbhsxfvvntfnvoml0n">
+      <w:hyperlink w:history="1" r:id="rIdy8ybu0vzjqkiq-qu-gahb">
         <w:r>
           <w:rPr>
             <w:rFonts w:ascii="Arial" w:cs="Arial" w:eastAsia="Arial" w:hAnsi="Arial"/>

--- a/data/outputs/v2/Core_Mathematics/SS2.6_Area_of_a_Part_of_a_Circle/Core_Mathematics_Area_of_a_Part_of_a_Circle_FinalExplanation.docx
+++ b/data/outputs/v2/Core_Mathematics/SS2.6_Area_of_a_Part_of_a_Circle/Core_Mathematics_Area_of_a_Part_of_a_Circle_FinalExplanation.docx
@@ -1909,7 +1909,7 @@
         </w:rPr>
         <w:t xml:space="preserve">© 2026 SeaVuria and ARES. This work is licensed under a </w:t>
       </w:r>
-      <w:hyperlink w:history="1" r:id="rIdc3d8uh6zgu9sqjv00uijh">
+      <w:hyperlink w:history="1" r:id="rIdfu_j3slpadit9wt1vflzj">
         <w:r>
           <w:rPr>
             <w:rFonts w:ascii="Arial" w:cs="Arial" w:eastAsia="Arial" w:hAnsi="Arial"/>
@@ -1929,7 +1929,7 @@
         </w:rPr>
         <w:t xml:space="preserve"> (</w:t>
       </w:r>
-      <w:hyperlink w:history="1" r:id="rIdzvu3lapu_ceiaw5xmsrkz">
+      <w:hyperlink w:history="1" r:id="rId2uqedwscppo8tybcp8fvh">
         <w:r>
           <w:rPr>
             <w:rFonts w:ascii="Arial" w:cs="Arial" w:eastAsia="Arial" w:hAnsi="Arial"/>
@@ -1949,7 +1949,7 @@
         </w:rPr>
         <w:t xml:space="preserve">). To view a copy of this license, visit </w:t>
       </w:r>
-      <w:hyperlink w:history="1" r:id="rIdy8ybu0vzjqkiq-qu-gahb">
+      <w:hyperlink w:history="1" r:id="rIdxdbt7a3hwlggbrcvl-z2a">
         <w:r>
           <w:rPr>
             <w:rFonts w:ascii="Arial" w:cs="Arial" w:eastAsia="Arial" w:hAnsi="Arial"/>

--- a/data/outputs/v2/Core_Mathematics/SS2.6_Area_of_a_Part_of_a_Circle/Core_Mathematics_Area_of_a_Part_of_a_Circle_FinalExplanation.docx
+++ b/data/outputs/v2/Core_Mathematics/SS2.6_Area_of_a_Part_of_a_Circle/Core_Mathematics_Area_of_a_Part_of_a_Circle_FinalExplanation.docx
@@ -1909,7 +1909,7 @@
         </w:rPr>
         <w:t xml:space="preserve">© 2026 SeaVuria and ARES. This work is licensed under a </w:t>
       </w:r>
-      <w:hyperlink w:history="1" r:id="rIdfu_j3slpadit9wt1vflzj">
+      <w:hyperlink w:history="1" r:id="rIdpwmhvf0ywmvywtuktps76">
         <w:r>
           <w:rPr>
             <w:rFonts w:ascii="Arial" w:cs="Arial" w:eastAsia="Arial" w:hAnsi="Arial"/>
@@ -1929,7 +1929,7 @@
         </w:rPr>
         <w:t xml:space="preserve"> (</w:t>
       </w:r>
-      <w:hyperlink w:history="1" r:id="rId2uqedwscppo8tybcp8fvh">
+      <w:hyperlink w:history="1" r:id="rIdompibsawszjwqcnvvtkrg">
         <w:r>
           <w:rPr>
             <w:rFonts w:ascii="Arial" w:cs="Arial" w:eastAsia="Arial" w:hAnsi="Arial"/>
@@ -1949,7 +1949,7 @@
         </w:rPr>
         <w:t xml:space="preserve">). To view a copy of this license, visit </w:t>
       </w:r>
-      <w:hyperlink w:history="1" r:id="rIdxdbt7a3hwlggbrcvl-z2a">
+      <w:hyperlink w:history="1" r:id="rIdze7xbnmf8zqbdmdrs5nyt">
         <w:r>
           <w:rPr>
             <w:rFonts w:ascii="Arial" w:cs="Arial" w:eastAsia="Arial" w:hAnsi="Arial"/>

--- a/data/outputs/v2/Core_Mathematics/SS2.6_Area_of_a_Part_of_a_Circle/Core_Mathematics_Area_of_a_Part_of_a_Circle_FinalExplanation.docx
+++ b/data/outputs/v2/Core_Mathematics/SS2.6_Area_of_a_Part_of_a_Circle/Core_Mathematics_Area_of_a_Part_of_a_Circle_FinalExplanation.docx
@@ -4,6 +4,7 @@
   <w:body>
     <w:p>
       <w:pPr>
+        <w:keepNext w:val="false"/>
         <w:spacing w:after="30" w:before="0"/>
         <w:jc w:val="center"/>
       </w:pPr>
@@ -23,6 +24,7 @@
     </w:p>
     <w:p>
       <w:pPr>
+        <w:keepNext w:val="false"/>
         <w:spacing w:after="60" w:before="0"/>
         <w:jc w:val="center"/>
       </w:pPr>
@@ -81,6 +83,7 @@
           </w:tcPr>
           <w:p>
             <w:pPr>
+              <w:keepNext w:val="false"/>
               <w:spacing w:after="40" w:before="0"/>
               <w:jc w:val="center"/>
             </w:pPr>
@@ -116,6 +119,7 @@
           </w:tcPr>
           <w:p>
             <w:pPr>
+              <w:keepNext w:val="false"/>
               <w:spacing w:after="40" w:before="0"/>
               <w:jc w:val="center"/>
             </w:pPr>
@@ -150,6 +154,7 @@
           </w:tcPr>
           <w:p>
             <w:pPr>
+              <w:keepNext w:val="false"/>
               <w:spacing w:after="40" w:before="0"/>
               <w:jc w:val="left"/>
             </w:pPr>
@@ -182,6 +187,7 @@
           </w:tcPr>
           <w:p>
             <w:pPr>
+              <w:keepNext w:val="false"/>
               <w:spacing w:after="40" w:before="0"/>
               <w:jc w:val="left"/>
             </w:pPr>
@@ -216,6 +222,7 @@
           </w:tcPr>
           <w:p>
             <w:pPr>
+              <w:keepNext w:val="false"/>
               <w:spacing w:after="40" w:before="0"/>
               <w:jc w:val="left"/>
             </w:pPr>
@@ -248,6 +255,7 @@
           </w:tcPr>
           <w:p>
             <w:pPr>
+              <w:keepNext w:val="false"/>
               <w:spacing w:after="40" w:before="0"/>
               <w:jc w:val="left"/>
             </w:pPr>
@@ -282,6 +290,7 @@
           </w:tcPr>
           <w:p>
             <w:pPr>
+              <w:keepNext w:val="false"/>
               <w:spacing w:after="40" w:before="0"/>
               <w:jc w:val="left"/>
             </w:pPr>
@@ -314,6 +323,7 @@
           </w:tcPr>
           <w:p>
             <w:pPr>
+              <w:keepNext w:val="false"/>
               <w:spacing w:after="40" w:before="0"/>
               <w:jc w:val="left"/>
             </w:pPr>
@@ -374,6 +384,7 @@
           </w:tcPr>
           <w:p>
             <w:pPr>
+              <w:keepNext w:val="false"/>
               <w:spacing w:after="40" w:before="0"/>
               <w:jc w:val="center"/>
             </w:pPr>
@@ -408,6 +419,7 @@
           </w:tcPr>
           <w:p>
             <w:pPr>
+              <w:keepNext w:val="false"/>
               <w:spacing w:after="40" w:before="0"/>
               <w:jc w:val="left"/>
             </w:pPr>
@@ -467,6 +479,7 @@
           </w:tcPr>
           <w:p>
             <w:pPr>
+              <w:keepNext/>
               <w:spacing w:after="40" w:before="0"/>
               <w:jc w:val="center"/>
             </w:pPr>
@@ -501,6 +514,7 @@
           </w:tcPr>
           <w:p>
             <w:pPr>
+              <w:keepNext/>
               <w:spacing w:after="40" w:before="0"/>
               <w:jc w:val="left"/>
             </w:pPr>
@@ -538,6 +552,7 @@
           </w:tcPr>
           <w:p>
             <w:pPr>
+              <w:keepNext w:val="false"/>
               <w:spacing w:after="40" w:before="0"/>
               <w:jc w:val="left"/>
             </w:pPr>
@@ -597,6 +612,7 @@
           </w:tcPr>
           <w:p>
             <w:pPr>
+              <w:keepNext/>
               <w:spacing w:after="40" w:before="0"/>
               <w:jc w:val="center"/>
             </w:pPr>
@@ -631,6 +647,7 @@
           </w:tcPr>
           <w:p>
             <w:pPr>
+              <w:keepNext/>
               <w:spacing w:after="40" w:before="0"/>
               <w:jc w:val="left"/>
             </w:pPr>
@@ -668,6 +685,7 @@
           </w:tcPr>
           <w:p>
             <w:pPr>
+              <w:keepNext w:val="false"/>
               <w:spacing w:after="40" w:before="0"/>
               <w:jc w:val="left"/>
             </w:pPr>
@@ -727,6 +745,7 @@
           </w:tcPr>
           <w:p>
             <w:pPr>
+              <w:keepNext/>
               <w:spacing w:after="40" w:before="0"/>
               <w:jc w:val="center"/>
             </w:pPr>
@@ -761,6 +780,7 @@
           </w:tcPr>
           <w:p>
             <w:pPr>
+              <w:keepNext/>
               <w:spacing w:after="40" w:before="0"/>
               <w:jc w:val="left"/>
             </w:pPr>
@@ -798,6 +818,7 @@
           </w:tcPr>
           <w:p>
             <w:pPr>
+              <w:keepNext w:val="false"/>
               <w:spacing w:after="40" w:before="0"/>
               <w:jc w:val="left"/>
             </w:pPr>
@@ -857,6 +878,7 @@
           </w:tcPr>
           <w:p>
             <w:pPr>
+              <w:keepNext/>
               <w:spacing w:after="40" w:before="0"/>
               <w:jc w:val="center"/>
             </w:pPr>
@@ -891,6 +913,7 @@
           </w:tcPr>
           <w:p>
             <w:pPr>
+              <w:keepNext/>
               <w:spacing w:after="40" w:before="0"/>
               <w:jc w:val="left"/>
             </w:pPr>
@@ -928,6 +951,7 @@
           </w:tcPr>
           <w:p>
             <w:pPr>
+              <w:keepNext w:val="false"/>
               <w:spacing w:after="40" w:before="0"/>
               <w:jc w:val="left"/>
             </w:pPr>
@@ -987,6 +1011,7 @@
           </w:tcPr>
           <w:p>
             <w:pPr>
+              <w:keepNext/>
               <w:spacing w:after="40" w:before="0"/>
               <w:jc w:val="center"/>
             </w:pPr>
@@ -1021,6 +1046,7 @@
           </w:tcPr>
           <w:p>
             <w:pPr>
+              <w:keepNext/>
               <w:spacing w:after="40" w:before="0"/>
               <w:jc w:val="left"/>
             </w:pPr>
@@ -1058,6 +1084,7 @@
           </w:tcPr>
           <w:p>
             <w:pPr>
+              <w:keepNext w:val="false"/>
               <w:spacing w:after="40" w:before="0"/>
               <w:jc w:val="left"/>
             </w:pPr>
@@ -1121,6 +1148,7 @@
           </w:tcPr>
           <w:p>
             <w:pPr>
+              <w:keepNext w:val="false"/>
               <w:spacing w:after="40" w:before="0"/>
               <w:jc w:val="center"/>
             </w:pPr>
@@ -1155,6 +1183,7 @@
           </w:tcPr>
           <w:p>
             <w:pPr>
+              <w:keepNext w:val="false"/>
               <w:spacing w:after="40" w:before="0"/>
               <w:jc w:val="left"/>
             </w:pPr>
@@ -1187,6 +1216,7 @@
           </w:tcPr>
           <w:p>
             <w:pPr>
+              <w:keepNext w:val="false"/>
               <w:spacing w:after="40" w:before="0"/>
               <w:jc w:val="left"/>
             </w:pPr>
@@ -1219,6 +1249,7 @@
           </w:tcPr>
           <w:p>
             <w:pPr>
+              <w:keepNext w:val="false"/>
               <w:spacing w:after="40" w:before="0"/>
               <w:jc w:val="left"/>
             </w:pPr>
@@ -1251,6 +1282,7 @@
           </w:tcPr>
           <w:p>
             <w:pPr>
+              <w:keepNext w:val="false"/>
               <w:spacing w:after="40" w:before="0"/>
               <w:jc w:val="left"/>
             </w:pPr>
@@ -1285,6 +1317,7 @@
           </w:tcPr>
           <w:p>
             <w:pPr>
+              <w:keepNext w:val="false"/>
               <w:spacing w:after="40" w:before="0"/>
               <w:jc w:val="left"/>
             </w:pPr>
@@ -1317,6 +1350,7 @@
           </w:tcPr>
           <w:p>
             <w:pPr>
+              <w:keepNext w:val="false"/>
               <w:spacing w:after="40" w:before="0"/>
               <w:jc w:val="left"/>
             </w:pPr>
@@ -1349,6 +1383,7 @@
           </w:tcPr>
           <w:p>
             <w:pPr>
+              <w:keepNext w:val="false"/>
               <w:spacing w:after="40" w:before="0"/>
               <w:jc w:val="left"/>
             </w:pPr>
@@ -1381,6 +1416,7 @@
           </w:tcPr>
           <w:p>
             <w:pPr>
+              <w:keepNext w:val="false"/>
               <w:spacing w:after="40" w:before="0"/>
               <w:jc w:val="left"/>
             </w:pPr>
@@ -1415,6 +1451,7 @@
           </w:tcPr>
           <w:p>
             <w:pPr>
+              <w:keepNext w:val="false"/>
               <w:spacing w:after="40" w:before="0"/>
               <w:jc w:val="left"/>
             </w:pPr>
@@ -1447,6 +1484,7 @@
           </w:tcPr>
           <w:p>
             <w:pPr>
+              <w:keepNext w:val="false"/>
               <w:spacing w:after="40" w:before="0"/>
               <w:jc w:val="left"/>
             </w:pPr>
@@ -1479,6 +1517,7 @@
           </w:tcPr>
           <w:p>
             <w:pPr>
+              <w:keepNext w:val="false"/>
               <w:spacing w:after="40" w:before="0"/>
               <w:jc w:val="left"/>
             </w:pPr>
@@ -1511,6 +1550,7 @@
           </w:tcPr>
           <w:p>
             <w:pPr>
+              <w:keepNext w:val="false"/>
               <w:spacing w:after="40" w:before="0"/>
               <w:jc w:val="left"/>
             </w:pPr>
@@ -1545,6 +1585,7 @@
           </w:tcPr>
           <w:p>
             <w:pPr>
+              <w:keepNext w:val="false"/>
               <w:spacing w:after="40" w:before="0"/>
               <w:jc w:val="left"/>
             </w:pPr>
@@ -1577,6 +1618,7 @@
           </w:tcPr>
           <w:p>
             <w:pPr>
+              <w:keepNext w:val="false"/>
               <w:spacing w:after="40" w:before="0"/>
               <w:jc w:val="left"/>
             </w:pPr>
@@ -1609,6 +1651,7 @@
           </w:tcPr>
           <w:p>
             <w:pPr>
+              <w:keepNext w:val="false"/>
               <w:spacing w:after="40" w:before="0"/>
               <w:jc w:val="left"/>
             </w:pPr>
@@ -1641,6 +1684,7 @@
           </w:tcPr>
           <w:p>
             <w:pPr>
+              <w:keepNext w:val="false"/>
               <w:spacing w:after="40" w:before="0"/>
               <w:jc w:val="left"/>
             </w:pPr>
@@ -1675,6 +1719,7 @@
           </w:tcPr>
           <w:p>
             <w:pPr>
+              <w:keepNext w:val="false"/>
               <w:spacing w:after="40" w:before="0"/>
               <w:jc w:val="left"/>
             </w:pPr>
@@ -1707,6 +1752,7 @@
           </w:tcPr>
           <w:p>
             <w:pPr>
+              <w:keepNext w:val="false"/>
               <w:spacing w:after="40" w:before="0"/>
               <w:jc w:val="left"/>
             </w:pPr>
@@ -1739,6 +1785,7 @@
           </w:tcPr>
           <w:p>
             <w:pPr>
+              <w:keepNext w:val="false"/>
               <w:spacing w:after="40" w:before="0"/>
               <w:jc w:val="left"/>
             </w:pPr>
@@ -1771,6 +1818,7 @@
           </w:tcPr>
           <w:p>
             <w:pPr>
+              <w:keepNext w:val="false"/>
               <w:spacing w:after="40" w:before="0"/>
               <w:jc w:val="left"/>
             </w:pPr>
@@ -1909,7 +1957,7 @@
         </w:rPr>
         <w:t xml:space="preserve">© 2026 SeaVuria and ARES. This work is licensed under a </w:t>
       </w:r>
-      <w:hyperlink w:history="1" r:id="rIdpwmhvf0ywmvywtuktps76">
+      <w:hyperlink w:history="1" r:id="rIdmttxbjvyrowovdxmi6xyj">
         <w:r>
           <w:rPr>
             <w:rFonts w:ascii="Arial" w:cs="Arial" w:eastAsia="Arial" w:hAnsi="Arial"/>
@@ -1929,7 +1977,7 @@
         </w:rPr>
         <w:t xml:space="preserve"> (</w:t>
       </w:r>
-      <w:hyperlink w:history="1" r:id="rIdompibsawszjwqcnvvtkrg">
+      <w:hyperlink w:history="1" r:id="rIdbdavaublpqttkkikgtcpa">
         <w:r>
           <w:rPr>
             <w:rFonts w:ascii="Arial" w:cs="Arial" w:eastAsia="Arial" w:hAnsi="Arial"/>
@@ -1949,7 +1997,7 @@
         </w:rPr>
         <w:t xml:space="preserve">). To view a copy of this license, visit </w:t>
       </w:r>
-      <w:hyperlink w:history="1" r:id="rIdze7xbnmf8zqbdmdrs5nyt">
+      <w:hyperlink w:history="1" r:id="rIdvc5nfjzmvfblhbuz25vts">
         <w:r>
           <w:rPr>
             <w:rFonts w:ascii="Arial" w:cs="Arial" w:eastAsia="Arial" w:hAnsi="Arial"/>

--- a/data/outputs/v2/Core_Mathematics/SS2.6_Area_of_a_Part_of_a_Circle/Core_Mathematics_Area_of_a_Part_of_a_Circle_FinalExplanation.docx
+++ b/data/outputs/v2/Core_Mathematics/SS2.6_Area_of_a_Part_of_a_Circle/Core_Mathematics_Area_of_a_Part_of_a_Circle_FinalExplanation.docx
@@ -1957,7 +1957,7 @@
         </w:rPr>
         <w:t xml:space="preserve">© 2026 SeaVuria and ARES. This work is licensed under a </w:t>
       </w:r>
-      <w:hyperlink w:history="1" r:id="rIdmttxbjvyrowovdxmi6xyj">
+      <w:hyperlink w:history="1" r:id="rIdkwaa6pquoy5ujhhyyce8c">
         <w:r>
           <w:rPr>
             <w:rFonts w:ascii="Arial" w:cs="Arial" w:eastAsia="Arial" w:hAnsi="Arial"/>
@@ -1977,7 +1977,7 @@
         </w:rPr>
         <w:t xml:space="preserve"> (</w:t>
       </w:r>
-      <w:hyperlink w:history="1" r:id="rIdbdavaublpqttkkikgtcpa">
+      <w:hyperlink w:history="1" r:id="rIdoqyiqskqfkfdtq0viacrj">
         <w:r>
           <w:rPr>
             <w:rFonts w:ascii="Arial" w:cs="Arial" w:eastAsia="Arial" w:hAnsi="Arial"/>
@@ -1997,7 +1997,7 @@
         </w:rPr>
         <w:t xml:space="preserve">). To view a copy of this license, visit </w:t>
       </w:r>
-      <w:hyperlink w:history="1" r:id="rIdvc5nfjzmvfblhbuz25vts">
+      <w:hyperlink w:history="1" r:id="rId0qtj05rscro3xc5gilj2b">
         <w:r>
           <w:rPr>
             <w:rFonts w:ascii="Arial" w:cs="Arial" w:eastAsia="Arial" w:hAnsi="Arial"/>
